--- a/WIREFRAMW.docx
+++ b/WIREFRAMW.docx
@@ -1,6 +1,6 @@
 
 <file path=word/document.xml><?xml version="1.0" encoding="utf-8"?>
-<w:document xmlns:wpc="http://schemas.microsoft.com/office/word/2010/wordprocessingCanvas" xmlns:cx="http://schemas.microsoft.com/office/drawing/2014/chartex" xmlns:cx1="http://schemas.microsoft.com/office/drawing/2015/9/8/chartex" xmlns:cx2="http://schemas.microsoft.com/office/drawing/2015/10/21/chartex" xmlns:cx3="http://schemas.microsoft.com/office/drawing/2016/5/9/chartex" xmlns:cx4="http://schemas.microsoft.com/office/drawing/2016/5/10/chartex" xmlns:cx5="http://schemas.microsoft.com/office/drawing/2016/5/11/chartex" xmlns:cx6="http://schemas.microsoft.com/office/drawing/2016/5/12/chartex" xmlns:cx7="http://schemas.microsoft.com/office/drawing/2016/5/13/chartex" xmlns:cx8="http://schemas.microsoft.com/office/drawing/2016/5/14/chartex" xmlns:mc="http://schemas.openxmlformats.org/markup-compatibility/2006" xmlns:aink="http://schemas.microsoft.com/office/drawing/2016/ink" xmlns:am3d="http://schemas.microsoft.com/office/drawing/2017/model3d" xmlns:o="urn:schemas-microsoft-com:office:office" xmlns:oel="http://schemas.microsoft.com/office/2019/extlst" xmlns:r="http://schemas.openxmlformats.org/officeDocument/2006/relationships" xmlns:m="http://schemas.openxmlformats.org/officeDocument/2006/math" xmlns:v="urn:schemas-microsoft-com:vml" xmlns:wp14="http://schemas.microsoft.com/office/word/2010/wordprocessingDrawing" xmlns:wp="http://schemas.openxmlformats.org/drawingml/2006/wordprocessingDrawing" xmlns:w10="urn:schemas-microsoft-com:office:word" xmlns:w="http://schemas.openxmlformats.org/wordprocessingml/2006/main" xmlns:w14="http://schemas.microsoft.com/office/word/2010/wordml" xmlns:w15="http://schemas.microsoft.com/office/word/2012/wordml" xmlns:w16cei="http://schemas.microsoft.com/office/word/2026/wordml/cei" xmlns:w16cex="http://schemas.microsoft.com/office/word/2018/wordml/cex" xmlns:w16cid="http://schemas.microsoft.com/office/word/2016/wordml/cid" xmlns:w16="http://schemas.microsoft.com/office/word/2018/wordml" xmlns:w16du="http://schemas.microsoft.com/office/word/2023/wordml/word16du" xmlns:w16sdtdh="http://schemas.microsoft.com/office/word/2020/wordml/sdtdatahash" xmlns:w16sdtfl="http://schemas.microsoft.com/office/word/2024/wordml/sdtformatlock" xmlns:w16se="http://schemas.microsoft.com/office/word/2015/wordml/symex" xmlns:wpg="http://schemas.microsoft.com/office/word/2010/wordprocessingGroup" xmlns:wpi="http://schemas.microsoft.com/office/word/2010/wordprocessingInk" xmlns:wne="http://schemas.microsoft.com/office/word/2006/wordml" xmlns:wps="http://schemas.microsoft.com/office/word/2010/wordprocessingShape" mc:Ignorable="w14 w15 w16se w16cid w16 w16cex w16sdtdh w16sdtfl w16du wp14">
+<w:document xmlns:wpc="http://schemas.microsoft.com/office/word/2010/wordprocessingCanvas" xmlns:cx="http://schemas.microsoft.com/office/drawing/2014/chartex" xmlns:cx1="http://schemas.microsoft.com/office/drawing/2015/9/8/chartex" xmlns:cx2="http://schemas.microsoft.com/office/drawing/2015/10/21/chartex" xmlns:cx3="http://schemas.microsoft.com/office/drawing/2016/5/9/chartex" xmlns:cx4="http://schemas.microsoft.com/office/drawing/2016/5/10/chartex" xmlns:cx5="http://schemas.microsoft.com/office/drawing/2016/5/11/chartex" xmlns:cx6="http://schemas.microsoft.com/office/drawing/2016/5/12/chartex" xmlns:cx7="http://schemas.microsoft.com/office/drawing/2016/5/13/chartex" xmlns:cx8="http://schemas.microsoft.com/office/drawing/2016/5/14/chartex" xmlns:mc="http://schemas.openxmlformats.org/markup-compatibility/2006" xmlns:aink="http://schemas.microsoft.com/office/drawing/2016/ink" xmlns:am3d="http://schemas.microsoft.com/office/drawing/2017/model3d" xmlns:o="urn:schemas-microsoft-com:office:office" xmlns:oel="http://schemas.microsoft.com/office/2019/extlst" xmlns:r="http://schemas.openxmlformats.org/officeDocument/2006/relationships" xmlns:m="http://schemas.openxmlformats.org/officeDocument/2006/math" xmlns:v="urn:schemas-microsoft-com:vml" xmlns:wp14="http://schemas.microsoft.com/office/word/2010/wordprocessingDrawing" xmlns:wp="http://schemas.openxmlformats.org/drawingml/2006/wordprocessingDrawing" xmlns:w10="urn:schemas-microsoft-com:office:word" xmlns:w="http://schemas.openxmlformats.org/wordprocessingml/2006/main" xmlns:w14="http://schemas.microsoft.com/office/word/2010/wordml" xmlns:w15="http://schemas.microsoft.com/office/word/2012/wordml" xmlns:w16cex="http://schemas.microsoft.com/office/word/2018/wordml/cex" xmlns:w16cid="http://schemas.microsoft.com/office/word/2016/wordml/cid" xmlns:w16="http://schemas.microsoft.com/office/word/2018/wordml" xmlns:w16du="http://schemas.microsoft.com/office/word/2023/wordml/word16du" xmlns:w16sdtdh="http://schemas.microsoft.com/office/word/2020/wordml/sdtdatahash" xmlns:w16sdtfl="http://schemas.microsoft.com/office/word/2024/wordml/sdtformatlock" xmlns:w16se="http://schemas.microsoft.com/office/word/2015/wordml/symex" xmlns:wpg="http://schemas.microsoft.com/office/word/2010/wordprocessingGroup" xmlns:wpi="http://schemas.microsoft.com/office/word/2010/wordprocessingInk" xmlns:wne="http://schemas.microsoft.com/office/word/2006/wordml" xmlns:wps="http://schemas.microsoft.com/office/word/2010/wordprocessingShape" mc:Ignorable="w14 w15 w16se w16cid w16 w16cex w16sdtdh w16sdtfl w16du wp14">
   <w:body>
     <w:p>
       <w:r>
@@ -446,27 +446,136 @@
         <mc:AlternateContent>
           <mc:Choice Requires="wps">
             <w:drawing>
-              <wp:anchor distT="0" distB="0" distL="114300" distR="114300" simplePos="0" relativeHeight="251666432" behindDoc="0" locked="0" layoutInCell="1" allowOverlap="1" wp14:anchorId="482DCC65" wp14:editId="2DC524C3">
+              <wp:anchor distT="0" distB="0" distL="114300" distR="114300" simplePos="0" relativeHeight="251660288" behindDoc="0" locked="0" layoutInCell="1" allowOverlap="1" wp14:anchorId="3CB4BDAE" wp14:editId="2AFA1050">
                 <wp:simplePos x="0" y="0"/>
                 <wp:positionH relativeFrom="column">
-                  <wp:posOffset>-489857</wp:posOffset>
+                  <wp:posOffset>-576942</wp:posOffset>
                 </wp:positionH>
                 <wp:positionV relativeFrom="paragraph">
-                  <wp:posOffset>2342060</wp:posOffset>
+                  <wp:posOffset>317319</wp:posOffset>
                 </wp:positionV>
-                <wp:extent cx="2590800" cy="91"/>
-                <wp:effectExtent l="0" t="0" r="0" b="0"/>
+                <wp:extent cx="1349738" cy="1230085"/>
+                <wp:effectExtent l="0" t="0" r="22225" b="27305"/>
                 <wp:wrapNone/>
-                <wp:docPr id="1539972402" name="Straight Connector 7"/>
+                <wp:docPr id="1389162723" name="Rectangle 3"/>
+                <wp:cNvGraphicFramePr/>
+                <a:graphic xmlns:a="http://schemas.openxmlformats.org/drawingml/2006/main">
+                  <a:graphicData uri="http://schemas.microsoft.com/office/word/2010/wordprocessingShape">
+                    <wps:wsp>
+                      <wps:cNvSpPr/>
+                      <wps:spPr>
+                        <a:xfrm>
+                          <a:off x="0" y="0"/>
+                          <a:ext cx="1349738" cy="1230085"/>
+                        </a:xfrm>
+                        <a:prstGeom prst="rect">
+                          <a:avLst/>
+                        </a:prstGeom>
+                      </wps:spPr>
+                      <wps:style>
+                        <a:lnRef idx="2">
+                          <a:schemeClr val="accent1">
+                            <a:shade val="15000"/>
+                          </a:schemeClr>
+                        </a:lnRef>
+                        <a:fillRef idx="1">
+                          <a:schemeClr val="accent1"/>
+                        </a:fillRef>
+                        <a:effectRef idx="0">
+                          <a:schemeClr val="accent1"/>
+                        </a:effectRef>
+                        <a:fontRef idx="minor">
+                          <a:schemeClr val="lt1"/>
+                        </a:fontRef>
+                      </wps:style>
+                      <wps:txbx>
+                        <w:txbxContent>
+                          <w:p>
+                            <w:pPr>
+                              <w:jc w:val="center"/>
+                            </w:pPr>
+                            <w:r>
+                              <w:t>LOGO</w:t>
+                            </w:r>
+                          </w:p>
+                        </w:txbxContent>
+                      </wps:txbx>
+                      <wps:bodyPr rot="0" spcFirstLastPara="0" vertOverflow="overflow" horzOverflow="overflow" vert="horz" wrap="square" lIns="91440" tIns="45720" rIns="91440" bIns="45720" numCol="1" spcCol="0" rtlCol="0" fromWordArt="0" anchor="ctr" anchorCtr="0" forceAA="0" compatLnSpc="1">
+                        <a:prstTxWarp prst="textNoShape">
+                          <a:avLst/>
+                        </a:prstTxWarp>
+                        <a:noAutofit/>
+                      </wps:bodyPr>
+                    </wps:wsp>
+                  </a:graphicData>
+                </a:graphic>
+                <wp14:sizeRelH relativeFrom="margin">
+                  <wp14:pctWidth>0</wp14:pctWidth>
+                </wp14:sizeRelH>
+                <wp14:sizeRelV relativeFrom="margin">
+                  <wp14:pctHeight>0</wp14:pctHeight>
+                </wp14:sizeRelV>
+              </wp:anchor>
+            </w:drawing>
+          </mc:Choice>
+          <mc:Fallback>
+            <w:pict>
+              <v:rect w14:anchorId="3CB4BDAE" id="Rectangle 3" o:spid="_x0000_s1027" style="position:absolute;margin-left:-45.45pt;margin-top:25pt;width:106.3pt;height:96.85pt;z-index:251660288;visibility:visible;mso-wrap-style:square;mso-width-percent:0;mso-height-percent:0;mso-wrap-distance-left:9pt;mso-wrap-distance-top:0;mso-wrap-distance-right:9pt;mso-wrap-distance-bottom:0;mso-position-horizontal:absolute;mso-position-horizontal-relative:text;mso-position-vertical:absolute;mso-position-vertical-relative:text;mso-width-percent:0;mso-height-percent:0;mso-width-relative:margin;mso-height-relative:margin;v-text-anchor:middle" o:gfxdata="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" fillcolor="#156082 [3204]" strokecolor="#030e13 [484]" strokeweight="1.5pt">
+                <v:textbox>
+                  <w:txbxContent>
+                    <w:p>
+                      <w:pPr>
+                        <w:jc w:val="center"/>
+                      </w:pPr>
+                      <w:r>
+                        <w:t>LOGO</w:t>
+                      </w:r>
+                    </w:p>
+                  </w:txbxContent>
+                </v:textbox>
+              </v:rect>
+            </w:pict>
+          </mc:Fallback>
+        </mc:AlternateContent>
+      </w:r>
+      <w:r>
+        <w:t>a</w:t>
+      </w:r>
+    </w:p>
+    <w:p/>
+    <w:p/>
+    <w:p/>
+    <w:p/>
+    <w:p/>
+    <w:p>
+      <w:r>
+        <w:rPr>
+          <w:noProof/>
+        </w:rPr>
+        <mc:AlternateContent>
+          <mc:Choice Requires="wps">
+            <w:drawing>
+              <wp:anchor distT="0" distB="0" distL="114300" distR="114300" simplePos="0" relativeHeight="251668480" behindDoc="0" locked="0" layoutInCell="1" allowOverlap="1" wp14:anchorId="4A9697DB" wp14:editId="2DEAF977">
+                <wp:simplePos x="0" y="0"/>
+                <wp:positionH relativeFrom="column">
+                  <wp:posOffset>238125</wp:posOffset>
+                </wp:positionH>
+                <wp:positionV relativeFrom="paragraph">
+                  <wp:posOffset>5715</wp:posOffset>
+                </wp:positionV>
+                <wp:extent cx="4152900" cy="9525"/>
+                <wp:effectExtent l="0" t="0" r="19050" b="28575"/>
+                <wp:wrapNone/>
+                <wp:docPr id="574365495" name="Straight Connector 11"/>
                 <wp:cNvGraphicFramePr/>
                 <a:graphic xmlns:a="http://schemas.openxmlformats.org/drawingml/2006/main">
                   <a:graphicData uri="http://schemas.microsoft.com/office/word/2010/wordprocessingShape">
                     <wps:wsp>
                       <wps:cNvCnPr/>
                       <wps:spPr>
-                        <a:xfrm flipV="1">
+                        <a:xfrm>
                           <a:off x="0" y="0"/>
-                          <a:ext cx="2590800" cy="91"/>
+                          <a:ext cx="4152900" cy="9525"/>
                         </a:xfrm>
                         <a:prstGeom prst="line">
                           <a:avLst/>
@@ -501,13 +610,15 @@
           </mc:Choice>
           <mc:Fallback>
             <w:pict>
-              <v:line w14:anchorId="042C16C5" id="Straight Connector 7" o:spid="_x0000_s1026" style="position:absolute;flip:y;z-index:251666432;visibility:visible;mso-wrap-style:square;mso-width-percent:0;mso-height-percent:0;mso-wrap-distance-left:9pt;mso-wrap-distance-top:0;mso-wrap-distance-right:9pt;mso-wrap-distance-bottom:0;mso-position-horizontal:absolute;mso-position-horizontal-relative:text;mso-position-vertical:absolute;mso-position-vertical-relative:text;mso-width-percent:0;mso-height-percent:0;mso-width-relative:margin;mso-height-relative:margin" from="-38.55pt,184.4pt" to="165.45pt,184.4pt" o:gfxdata="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" strokecolor="black [3200]" strokeweight="1.5pt">
+              <v:line w14:anchorId="594B7220" id="Straight Connector 11" o:spid="_x0000_s1026" style="position:absolute;z-index:251668480;visibility:visible;mso-wrap-style:square;mso-width-percent:0;mso-height-percent:0;mso-wrap-distance-left:9pt;mso-wrap-distance-top:0;mso-wrap-distance-right:9pt;mso-wrap-distance-bottom:0;mso-position-horizontal:absolute;mso-position-horizontal-relative:text;mso-position-vertical:absolute;mso-position-vertical-relative:text;mso-width-percent:0;mso-height-percent:0;mso-width-relative:margin;mso-height-relative:margin" from="18.75pt,.45pt" to="345.75pt,1.2pt" o:gfxdata="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" strokecolor="black [3200]" strokeweight="1.5pt">
                 <v:stroke joinstyle="miter"/>
               </v:line>
             </w:pict>
           </mc:Fallback>
         </mc:AlternateContent>
       </w:r>
+    </w:p>
+    <w:p>
       <w:r>
         <w:rPr>
           <w:noProof/>
@@ -515,18 +626,18 @@
         <mc:AlternateContent>
           <mc:Choice Requires="wps">
             <w:drawing>
-              <wp:anchor distT="0" distB="0" distL="114300" distR="114300" simplePos="0" relativeHeight="251667456" behindDoc="0" locked="0" layoutInCell="1" allowOverlap="1" wp14:anchorId="1F0AC581" wp14:editId="1AC13273">
+              <wp:anchor distT="0" distB="0" distL="114300" distR="114300" simplePos="0" relativeHeight="251666432" behindDoc="0" locked="0" layoutInCell="1" allowOverlap="1" wp14:anchorId="482DCC65" wp14:editId="76285367">
                 <wp:simplePos x="0" y="0"/>
                 <wp:positionH relativeFrom="column">
-                  <wp:posOffset>-500744</wp:posOffset>
+                  <wp:posOffset>180975</wp:posOffset>
                 </wp:positionH>
                 <wp:positionV relativeFrom="paragraph">
-                  <wp:posOffset>3169194</wp:posOffset>
+                  <wp:posOffset>88265</wp:posOffset>
                 </wp:positionV>
-                <wp:extent cx="2623457" cy="182"/>
-                <wp:effectExtent l="0" t="0" r="0" b="0"/>
+                <wp:extent cx="4238625" cy="9525"/>
+                <wp:effectExtent l="0" t="0" r="28575" b="28575"/>
                 <wp:wrapNone/>
-                <wp:docPr id="1012657418" name="Straight Connector 9"/>
+                <wp:docPr id="1539972402" name="Straight Connector 7"/>
                 <wp:cNvGraphicFramePr/>
                 <a:graphic xmlns:a="http://schemas.openxmlformats.org/drawingml/2006/main">
                   <a:graphicData uri="http://schemas.microsoft.com/office/word/2010/wordprocessingShape">
@@ -535,7 +646,7 @@
                       <wps:spPr>
                         <a:xfrm>
                           <a:off x="0" y="0"/>
-                          <a:ext cx="2623457" cy="182"/>
+                          <a:ext cx="4238625" cy="9525"/>
                         </a:xfrm>
                         <a:prstGeom prst="line">
                           <a:avLst/>
@@ -570,13 +681,15 @@
           </mc:Choice>
           <mc:Fallback>
             <w:pict>
-              <v:line w14:anchorId="1712131D" id="Straight Connector 9" o:spid="_x0000_s1026" style="position:absolute;z-index:251667456;visibility:visible;mso-wrap-style:square;mso-width-percent:0;mso-height-percent:0;mso-wrap-distance-left:9pt;mso-wrap-distance-top:0;mso-wrap-distance-right:9pt;mso-wrap-distance-bottom:0;mso-position-horizontal:absolute;mso-position-horizontal-relative:text;mso-position-vertical:absolute;mso-position-vertical-relative:text;mso-width-percent:0;mso-height-percent:0;mso-width-relative:margin;mso-height-relative:margin" from="-39.45pt,249.55pt" to="167.1pt,249.55pt" o:gfxdata="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" strokecolor="black [3200]" strokeweight="1.5pt">
+              <v:line w14:anchorId="2F354586" id="Straight Connector 7" o:spid="_x0000_s1026" style="position:absolute;z-index:251666432;visibility:visible;mso-wrap-style:square;mso-width-percent:0;mso-height-percent:0;mso-wrap-distance-left:9pt;mso-wrap-distance-top:0;mso-wrap-distance-right:9pt;mso-wrap-distance-bottom:0;mso-position-horizontal:absolute;mso-position-horizontal-relative:text;mso-position-vertical:absolute;mso-position-vertical-relative:text;mso-width-percent:0;mso-height-percent:0;mso-width-relative:margin;mso-height-relative:margin" from="14.25pt,6.95pt" to="348pt,7.7pt" o:gfxdata="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" strokecolor="black [3200]" strokeweight="1.5pt">
                 <v:stroke joinstyle="miter"/>
               </v:line>
             </w:pict>
           </mc:Fallback>
         </mc:AlternateContent>
       </w:r>
+    </w:p>
+    <w:p>
       <w:r>
         <w:rPr>
           <w:noProof/>
@@ -584,18 +697,18 @@
         <mc:AlternateContent>
           <mc:Choice Requires="wps">
             <w:drawing>
-              <wp:anchor distT="0" distB="0" distL="114300" distR="114300" simplePos="0" relativeHeight="251668480" behindDoc="0" locked="0" layoutInCell="1" allowOverlap="1" wp14:anchorId="4A9697DB" wp14:editId="7100D56D">
+              <wp:anchor distT="0" distB="0" distL="114300" distR="114300" simplePos="0" relativeHeight="251667456" behindDoc="0" locked="0" layoutInCell="1" allowOverlap="1" wp14:anchorId="1F0AC581" wp14:editId="53A41178">
                 <wp:simplePos x="0" y="0"/>
                 <wp:positionH relativeFrom="column">
-                  <wp:posOffset>-511629</wp:posOffset>
+                  <wp:posOffset>257175</wp:posOffset>
                 </wp:positionH>
                 <wp:positionV relativeFrom="paragraph">
-                  <wp:posOffset>4018370</wp:posOffset>
+                  <wp:posOffset>180975</wp:posOffset>
                 </wp:positionV>
-                <wp:extent cx="2579915" cy="90"/>
-                <wp:effectExtent l="0" t="0" r="0" b="0"/>
+                <wp:extent cx="4114800" cy="9525"/>
+                <wp:effectExtent l="0" t="0" r="19050" b="28575"/>
                 <wp:wrapNone/>
-                <wp:docPr id="574365495" name="Straight Connector 11"/>
+                <wp:docPr id="1012657418" name="Straight Connector 9"/>
                 <wp:cNvGraphicFramePr/>
                 <a:graphic xmlns:a="http://schemas.openxmlformats.org/drawingml/2006/main">
                   <a:graphicData uri="http://schemas.microsoft.com/office/word/2010/wordprocessingShape">
@@ -604,7 +717,7 @@
                       <wps:spPr>
                         <a:xfrm>
                           <a:off x="0" y="0"/>
-                          <a:ext cx="2579915" cy="90"/>
+                          <a:ext cx="4114800" cy="9525"/>
                         </a:xfrm>
                         <a:prstGeom prst="line">
                           <a:avLst/>
@@ -639,13 +752,15 @@
           </mc:Choice>
           <mc:Fallback>
             <w:pict>
-              <v:line w14:anchorId="1932E2B1" id="Straight Connector 11" o:spid="_x0000_s1026" style="position:absolute;z-index:251668480;visibility:visible;mso-wrap-style:square;mso-width-percent:0;mso-height-percent:0;mso-wrap-distance-left:9pt;mso-wrap-distance-top:0;mso-wrap-distance-right:9pt;mso-wrap-distance-bottom:0;mso-position-horizontal:absolute;mso-position-horizontal-relative:text;mso-position-vertical:absolute;mso-position-vertical-relative:text;mso-width-percent:0;mso-height-percent:0;mso-width-relative:margin;mso-height-relative:margin" from="-40.3pt,316.4pt" to="162.85pt,316.4pt" o:gfxdata="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" strokecolor="black [3200]" strokeweight="1.5pt">
+              <v:line w14:anchorId="0F87EE99" id="Straight Connector 9" o:spid="_x0000_s1026" style="position:absolute;z-index:251667456;visibility:visible;mso-wrap-style:square;mso-width-percent:0;mso-height-percent:0;mso-wrap-distance-left:9pt;mso-wrap-distance-top:0;mso-wrap-distance-right:9pt;mso-wrap-distance-bottom:0;mso-position-horizontal:absolute;mso-position-horizontal-relative:text;mso-position-vertical:absolute;mso-position-vertical-relative:text;mso-width-percent:0;mso-height-percent:0;mso-width-relative:margin;mso-height-relative:margin" from="20.25pt,14.25pt" to="344.25pt,15pt" o:gfxdata="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" strokecolor="black [3200]" strokeweight="1.5pt">
                 <v:stroke joinstyle="miter"/>
               </v:line>
             </w:pict>
           </mc:Fallback>
         </mc:AlternateContent>
       </w:r>
+    </w:p>
+    <w:p>
       <w:r>
         <w:rPr>
           <w:noProof/>
@@ -653,16 +768,16 @@
         <mc:AlternateContent>
           <mc:Choice Requires="wps">
             <w:drawing>
-              <wp:anchor distT="0" distB="0" distL="114300" distR="114300" simplePos="0" relativeHeight="251661312" behindDoc="0" locked="0" layoutInCell="1" allowOverlap="1" wp14:anchorId="356926F9" wp14:editId="2243156C">
+              <wp:anchor distT="0" distB="0" distL="114300" distR="114300" simplePos="0" relativeHeight="251661312" behindDoc="0" locked="0" layoutInCell="1" allowOverlap="1" wp14:anchorId="356926F9" wp14:editId="7FC20182">
                 <wp:simplePos x="0" y="0"/>
                 <wp:positionH relativeFrom="column">
-                  <wp:posOffset>2405742</wp:posOffset>
+                  <wp:posOffset>790575</wp:posOffset>
                 </wp:positionH>
                 <wp:positionV relativeFrom="paragraph">
-                  <wp:posOffset>2157003</wp:posOffset>
+                  <wp:posOffset>292734</wp:posOffset>
                 </wp:positionV>
-                <wp:extent cx="3798207" cy="2699295"/>
-                <wp:effectExtent l="0" t="0" r="12065" b="25400"/>
+                <wp:extent cx="3797935" cy="1971675"/>
+                <wp:effectExtent l="0" t="0" r="12065" b="28575"/>
                 <wp:wrapNone/>
                 <wp:docPr id="547708507" name="Rectangle 4"/>
                 <wp:cNvGraphicFramePr/>
@@ -673,7 +788,7 @@
                       <wps:spPr>
                         <a:xfrm>
                           <a:off x="0" y="0"/>
-                          <a:ext cx="3798207" cy="2699295"/>
+                          <a:ext cx="3797935" cy="1971675"/>
                         </a:xfrm>
                         <a:prstGeom prst="rect">
                           <a:avLst/>
@@ -747,7 +862,7 @@
           </mc:Choice>
           <mc:Fallback>
             <w:pict>
-              <v:rect w14:anchorId="356926F9" id="Rectangle 4" o:spid="_x0000_s1027" style="position:absolute;margin-left:189.45pt;margin-top:169.85pt;width:299.05pt;height:212.55pt;z-index:251661312;visibility:visible;mso-wrap-style:square;mso-width-percent:0;mso-height-percent:0;mso-wrap-distance-left:9pt;mso-wrap-distance-top:0;mso-wrap-distance-right:9pt;mso-wrap-distance-bottom:0;mso-position-horizontal:absolute;mso-position-horizontal-relative:text;mso-position-vertical:absolute;mso-position-vertical-relative:text;mso-width-percent:0;mso-height-percent:0;mso-width-relative:margin;mso-height-relative:margin;v-text-anchor:middle" o:gfxdata="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" fillcolor="#156082 [3204]" strokecolor="#030e13 [484]" strokeweight="1.5pt">
+              <v:rect w14:anchorId="356926F9" id="Rectangle 4" o:spid="_x0000_s1028" style="position:absolute;margin-left:62.25pt;margin-top:23.05pt;width:299.05pt;height:155.25pt;z-index:251661312;visibility:visible;mso-wrap-style:square;mso-width-percent:0;mso-height-percent:0;mso-wrap-distance-left:9pt;mso-wrap-distance-top:0;mso-wrap-distance-right:9pt;mso-wrap-distance-bottom:0;mso-position-horizontal:absolute;mso-position-horizontal-relative:text;mso-position-vertical:absolute;mso-position-vertical-relative:text;mso-width-percent:0;mso-height-percent:0;mso-width-relative:margin;mso-height-relative:margin;v-text-anchor:middle" o:gfxdata="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" fillcolor="#156082 [3204]" strokecolor="#030e13 [484]" strokeweight="1.5pt">
                 <v:textbox>
                   <w:txbxContent>
                     <w:p>
@@ -785,118 +900,7 @@
           </mc:Fallback>
         </mc:AlternateContent>
       </w:r>
-      <w:r>
-        <w:rPr>
-          <w:noProof/>
-        </w:rPr>
-        <mc:AlternateContent>
-          <mc:Choice Requires="wps">
-            <w:drawing>
-              <wp:anchor distT="0" distB="0" distL="114300" distR="114300" simplePos="0" relativeHeight="251660288" behindDoc="0" locked="0" layoutInCell="1" allowOverlap="1" wp14:anchorId="3CB4BDAE" wp14:editId="16993B24">
-                <wp:simplePos x="0" y="0"/>
-                <wp:positionH relativeFrom="column">
-                  <wp:posOffset>-576942</wp:posOffset>
-                </wp:positionH>
-                <wp:positionV relativeFrom="paragraph">
-                  <wp:posOffset>317319</wp:posOffset>
-                </wp:positionV>
-                <wp:extent cx="1349738" cy="1230085"/>
-                <wp:effectExtent l="0" t="0" r="22225" b="27305"/>
-                <wp:wrapNone/>
-                <wp:docPr id="1389162723" name="Rectangle 3"/>
-                <wp:cNvGraphicFramePr/>
-                <a:graphic xmlns:a="http://schemas.openxmlformats.org/drawingml/2006/main">
-                  <a:graphicData uri="http://schemas.microsoft.com/office/word/2010/wordprocessingShape">
-                    <wps:wsp>
-                      <wps:cNvSpPr/>
-                      <wps:spPr>
-                        <a:xfrm>
-                          <a:off x="0" y="0"/>
-                          <a:ext cx="1349738" cy="1230085"/>
-                        </a:xfrm>
-                        <a:prstGeom prst="rect">
-                          <a:avLst/>
-                        </a:prstGeom>
-                      </wps:spPr>
-                      <wps:style>
-                        <a:lnRef idx="2">
-                          <a:schemeClr val="accent1">
-                            <a:shade val="15000"/>
-                          </a:schemeClr>
-                        </a:lnRef>
-                        <a:fillRef idx="1">
-                          <a:schemeClr val="accent1"/>
-                        </a:fillRef>
-                        <a:effectRef idx="0">
-                          <a:schemeClr val="accent1"/>
-                        </a:effectRef>
-                        <a:fontRef idx="minor">
-                          <a:schemeClr val="lt1"/>
-                        </a:fontRef>
-                      </wps:style>
-                      <wps:txbx>
-                        <w:txbxContent>
-                          <w:p>
-                            <w:pPr>
-                              <w:jc w:val="center"/>
-                            </w:pPr>
-                            <w:r>
-                              <w:t>LOGO</w:t>
-                            </w:r>
-                          </w:p>
-                        </w:txbxContent>
-                      </wps:txbx>
-                      <wps:bodyPr rot="0" spcFirstLastPara="0" vertOverflow="overflow" horzOverflow="overflow" vert="horz" wrap="square" lIns="91440" tIns="45720" rIns="91440" bIns="45720" numCol="1" spcCol="0" rtlCol="0" fromWordArt="0" anchor="ctr" anchorCtr="0" forceAA="0" compatLnSpc="1">
-                        <a:prstTxWarp prst="textNoShape">
-                          <a:avLst/>
-                        </a:prstTxWarp>
-                        <a:noAutofit/>
-                      </wps:bodyPr>
-                    </wps:wsp>
-                  </a:graphicData>
-                </a:graphic>
-                <wp14:sizeRelH relativeFrom="margin">
-                  <wp14:pctWidth>0</wp14:pctWidth>
-                </wp14:sizeRelH>
-                <wp14:sizeRelV relativeFrom="margin">
-                  <wp14:pctHeight>0</wp14:pctHeight>
-                </wp14:sizeRelV>
-              </wp:anchor>
-            </w:drawing>
-          </mc:Choice>
-          <mc:Fallback>
-            <w:pict>
-              <v:rect w14:anchorId="3CB4BDAE" id="Rectangle 3" o:spid="_x0000_s1028" style="position:absolute;margin-left:-45.45pt;margin-top:25pt;width:106.3pt;height:96.85pt;z-index:251660288;visibility:visible;mso-wrap-style:square;mso-width-percent:0;mso-height-percent:0;mso-wrap-distance-left:9pt;mso-wrap-distance-top:0;mso-wrap-distance-right:9pt;mso-wrap-distance-bottom:0;mso-position-horizontal:absolute;mso-position-horizontal-relative:text;mso-position-vertical:absolute;mso-position-vertical-relative:text;mso-width-percent:0;mso-height-percent:0;mso-width-relative:margin;mso-height-relative:margin;v-text-anchor:middle" o:gfxdata="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" fillcolor="#156082 [3204]" strokecolor="#030e13 [484]" strokeweight="1.5pt">
-                <v:textbox>
-                  <w:txbxContent>
-                    <w:p>
-                      <w:pPr>
-                        <w:jc w:val="center"/>
-                      </w:pPr>
-                      <w:r>
-                        <w:t>LOGO</w:t>
-                      </w:r>
-                    </w:p>
-                  </w:txbxContent>
-                </v:textbox>
-              </v:rect>
-            </w:pict>
-          </mc:Fallback>
-        </mc:AlternateContent>
-      </w:r>
-      <w:r>
-        <w:t>a</w:t>
-      </w:r>
     </w:p>
-    <w:p/>
-    <w:p/>
-    <w:p/>
-    <w:p/>
-    <w:p/>
-    <w:p/>
-    <w:p/>
-    <w:p/>
-    <w:p/>
     <w:p/>
     <w:p/>
     <w:p>
@@ -968,7 +972,7 @@
               </wp:anchor>
             </w:drawing>
           </mc:Choice>
-          <mc:Fallback>
+          <mc:Fallback xmlns:w16cei="http://schemas.microsoft.com/office/word/2026/wordml/cei">
             <w:pict>
               <v:rect w14:anchorId="3BC60C5E" id="Rectangle 14" o:spid="_x0000_s1026" style="position:absolute;margin-left:-47.25pt;margin-top:21.75pt;width:554.35pt;height:501.75pt;z-index:251669504;visibility:visible;mso-wrap-style:square;mso-width-percent:0;mso-height-percent:0;mso-wrap-distance-left:9pt;mso-wrap-distance-top:0;mso-wrap-distance-right:9pt;mso-wrap-distance-bottom:0;mso-position-horizontal:absolute;mso-position-horizontal-relative:text;mso-position-vertical:absolute;mso-position-vertical-relative:text;mso-width-percent:0;mso-height-percent:0;mso-width-relative:margin;mso-height-relative:margin;v-text-anchor:middle" o:gfxdata="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" fillcolor="#0f9ed5 [3207]" strokecolor="#02171f [487]" strokeweight="1.5pt"/>
             </w:pict>
@@ -1147,7 +1151,7 @@
               </wp:anchor>
             </w:drawing>
           </mc:Choice>
-          <mc:Fallback>
+          <mc:Fallback xmlns:w16cei="http://schemas.microsoft.com/office/word/2026/wordml/cei">
             <w:pict>
               <v:line w14:anchorId="72B9496C" id="Straight Connector 16" o:spid="_x0000_s1026" style="position:absolute;flip:y;z-index:251671552;visibility:visible;mso-wrap-style:square;mso-width-percent:0;mso-height-percent:0;mso-wrap-distance-left:9pt;mso-wrap-distance-top:0;mso-wrap-distance-right:9pt;mso-wrap-distance-bottom:0;mso-position-horizontal:absolute;mso-position-horizontal-relative:text;mso-position-vertical:absolute;mso-position-vertical-relative:text;mso-width-percent:0;mso-height-percent:0;mso-width-relative:margin;mso-height-relative:margin" from="-17.15pt,24.8pt" to="302.55pt,25.65pt" o:gfxdata="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" strokecolor="black [3200]" strokeweight="1.5pt">
                 <v:stroke joinstyle="miter"/>
@@ -1219,7 +1223,7 @@
               </wp:anchor>
             </w:drawing>
           </mc:Choice>
-          <mc:Fallback>
+          <mc:Fallback xmlns:w16cei="http://schemas.microsoft.com/office/word/2026/wordml/cei">
             <w:pict>
               <v:line w14:anchorId="68BBC21F" id="Straight Connector 17" o:spid="_x0000_s1026" style="position:absolute;flip:y;z-index:251672576;visibility:visible;mso-wrap-style:square;mso-width-percent:0;mso-height-percent:0;mso-wrap-distance-left:9pt;mso-wrap-distance-top:0;mso-wrap-distance-right:9pt;mso-wrap-distance-bottom:0;mso-position-horizontal:absolute;mso-position-horizontal-relative:text;mso-position-vertical:absolute;mso-position-vertical-relative:text;mso-width-percent:0;mso-height-percent:0;mso-width-relative:margin;mso-height-relative:margin" from="-17.15pt,29.7pt" to="306.8pt,31.45pt" o:gfxdata="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" strokecolor="black [3200]" strokeweight="1.5pt">
                 <v:stroke joinstyle="miter"/>
@@ -1296,7 +1300,7 @@
               </wp:anchor>
             </w:drawing>
           </mc:Choice>
-          <mc:Fallback>
+          <mc:Fallback xmlns:w16cei="http://schemas.microsoft.com/office/word/2026/wordml/cei">
             <w:pict>
               <v:line w14:anchorId="56F8C08E" id="Straight Connector 18" o:spid="_x0000_s1026" style="position:absolute;flip:y;z-index:251673600;visibility:visible;mso-wrap-style:square;mso-width-percent:0;mso-height-percent:0;mso-wrap-distance-left:9pt;mso-wrap-distance-top:0;mso-wrap-distance-right:9pt;mso-wrap-distance-bottom:0;mso-position-horizontal:absolute;mso-position-horizontal-relative:text;mso-position-vertical:absolute;mso-position-vertical-relative:text;mso-width-percent:0;mso-height-percent:0;mso-width-relative:margin;mso-height-relative:margin" from="-13.7pt,36.4pt" to="312pt,38.1pt" o:gfxdata="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" strokecolor="black [3200]" strokeweight="1.5pt">
                 <v:stroke joinstyle="miter"/>
@@ -1365,7 +1369,7 @@
               </wp:anchor>
             </w:drawing>
           </mc:Choice>
-          <mc:Fallback>
+          <mc:Fallback xmlns:w16cei="http://schemas.microsoft.com/office/word/2026/wordml/cei">
             <w:pict>
               <v:line w14:anchorId="0646D124" id="Straight Connector 19" o:spid="_x0000_s1026" style="position:absolute;z-index:251674624;visibility:visible;mso-wrap-style:square;mso-width-percent:0;mso-height-percent:0;mso-wrap-distance-left:9pt;mso-wrap-distance-top:0;mso-wrap-distance-right:9pt;mso-wrap-distance-bottom:0;mso-position-horizontal:absolute;mso-position-horizontal-relative:text;mso-position-vertical:absolute;mso-position-vertical-relative:text;mso-width-percent:0;mso-height-percent:0;mso-width-relative:margin;mso-height-relative:margin" from="-20.55pt,94.7pt" to="304.25pt,94.7pt" o:gfxdata="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" strokecolor="black [3200]" strokeweight="1.5pt">
                 <v:stroke joinstyle="miter"/>
@@ -1384,107 +1388,7 @@
     <w:p/>
     <w:p/>
     <w:p/>
-    <w:p>
-      <w:r>
-        <w:rPr>
-          <w:noProof/>
-        </w:rPr>
-        <mc:AlternateContent>
-          <mc:Choice Requires="wps">
-            <w:drawing>
-              <wp:anchor distT="0" distB="0" distL="114300" distR="114300" simplePos="0" relativeHeight="251702272" behindDoc="0" locked="0" layoutInCell="1" allowOverlap="1" wp14:anchorId="2B844835" wp14:editId="580C1275">
-                <wp:simplePos x="0" y="0"/>
-                <wp:positionH relativeFrom="column">
-                  <wp:posOffset>4800599</wp:posOffset>
-                </wp:positionH>
-                <wp:positionV relativeFrom="paragraph">
-                  <wp:posOffset>117474</wp:posOffset>
-                </wp:positionV>
-                <wp:extent cx="1190625" cy="1152525"/>
-                <wp:effectExtent l="0" t="0" r="28575" b="28575"/>
-                <wp:wrapNone/>
-                <wp:docPr id="1558075125" name="Rectangle 46"/>
-                <wp:cNvGraphicFramePr/>
-                <a:graphic xmlns:a="http://schemas.openxmlformats.org/drawingml/2006/main">
-                  <a:graphicData uri="http://schemas.microsoft.com/office/word/2010/wordprocessingShape">
-                    <wps:wsp>
-                      <wps:cNvSpPr/>
-                      <wps:spPr>
-                        <a:xfrm>
-                          <a:off x="0" y="0"/>
-                          <a:ext cx="1190625" cy="1152525"/>
-                        </a:xfrm>
-                        <a:prstGeom prst="rect">
-                          <a:avLst/>
-                        </a:prstGeom>
-                      </wps:spPr>
-                      <wps:style>
-                        <a:lnRef idx="2">
-                          <a:schemeClr val="accent1">
-                            <a:shade val="15000"/>
-                          </a:schemeClr>
-                        </a:lnRef>
-                        <a:fillRef idx="1">
-                          <a:schemeClr val="accent1"/>
-                        </a:fillRef>
-                        <a:effectRef idx="0">
-                          <a:schemeClr val="accent1"/>
-                        </a:effectRef>
-                        <a:fontRef idx="minor">
-                          <a:schemeClr val="lt1"/>
-                        </a:fontRef>
-                      </wps:style>
-                      <wps:txbx>
-                        <w:txbxContent>
-                          <w:p>
-                            <w:pPr>
-                              <w:jc w:val="center"/>
-                            </w:pPr>
-                            <w:r>
-                              <w:t>PHOTO</w:t>
-                            </w:r>
-                          </w:p>
-                        </w:txbxContent>
-                      </wps:txbx>
-                      <wps:bodyPr rot="0" spcFirstLastPara="0" vertOverflow="overflow" horzOverflow="overflow" vert="horz" wrap="square" lIns="91440" tIns="45720" rIns="91440" bIns="45720" numCol="1" spcCol="0" rtlCol="0" fromWordArt="0" anchor="ctr" anchorCtr="0" forceAA="0" compatLnSpc="1">
-                        <a:prstTxWarp prst="textNoShape">
-                          <a:avLst/>
-                        </a:prstTxWarp>
-                        <a:noAutofit/>
-                      </wps:bodyPr>
-                    </wps:wsp>
-                  </a:graphicData>
-                </a:graphic>
-                <wp14:sizeRelH relativeFrom="margin">
-                  <wp14:pctWidth>0</wp14:pctWidth>
-                </wp14:sizeRelH>
-                <wp14:sizeRelV relativeFrom="margin">
-                  <wp14:pctHeight>0</wp14:pctHeight>
-                </wp14:sizeRelV>
-              </wp:anchor>
-            </w:drawing>
-          </mc:Choice>
-          <mc:Fallback>
-            <w:pict>
-              <v:rect w14:anchorId="2B844835" id="Rectangle 46" o:spid="_x0000_s1030" style="position:absolute;margin-left:378pt;margin-top:9.25pt;width:93.75pt;height:90.75pt;z-index:251702272;visibility:visible;mso-wrap-style:square;mso-width-percent:0;mso-height-percent:0;mso-wrap-distance-left:9pt;mso-wrap-distance-top:0;mso-wrap-distance-right:9pt;mso-wrap-distance-bottom:0;mso-position-horizontal:absolute;mso-position-horizontal-relative:text;mso-position-vertical:absolute;mso-position-vertical-relative:text;mso-width-percent:0;mso-height-percent:0;mso-width-relative:margin;mso-height-relative:margin;v-text-anchor:middle" o:gfxdata="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" fillcolor="#156082 [3204]" strokecolor="#030e13 [484]" strokeweight="1.5pt">
-                <v:textbox>
-                  <w:txbxContent>
-                    <w:p>
-                      <w:pPr>
-                        <w:jc w:val="center"/>
-                      </w:pPr>
-                      <w:r>
-                        <w:t>PHOTO</w:t>
-                      </w:r>
-                    </w:p>
-                  </w:txbxContent>
-                </v:textbox>
-              </v:rect>
-            </w:pict>
-          </mc:Fallback>
-        </mc:AlternateContent>
-      </w:r>
-    </w:p>
+    <w:p/>
     <w:p/>
     <w:p/>
     <w:p/>
@@ -1501,20 +1405,25 @@
     <w:p/>
     <w:p>
       <w:r>
+        <w:lastRenderedPageBreak/>
+        <w:t>PRODUCTS</w:t>
+      </w:r>
+    </w:p>
+    <w:p>
+      <w:r>
         <w:rPr>
           <w:noProof/>
         </w:rPr>
-        <w:lastRenderedPageBreak/>
         <mc:AlternateContent>
           <mc:Choice Requires="wps">
             <w:drawing>
-              <wp:anchor distT="0" distB="0" distL="114300" distR="114300" simplePos="0" relativeHeight="251675648" behindDoc="0" locked="0" layoutInCell="1" allowOverlap="1" wp14:anchorId="29779A50" wp14:editId="02CA1B64">
+              <wp:anchor distT="0" distB="0" distL="114300" distR="114300" simplePos="0" relativeHeight="251675648" behindDoc="0" locked="0" layoutInCell="1" allowOverlap="1" wp14:anchorId="29779A50" wp14:editId="1100085A">
                 <wp:simplePos x="0" y="0"/>
                 <wp:positionH relativeFrom="column">
-                  <wp:posOffset>-652962</wp:posOffset>
+                  <wp:posOffset>-824230</wp:posOffset>
                 </wp:positionH>
                 <wp:positionV relativeFrom="paragraph">
-                  <wp:posOffset>336550</wp:posOffset>
+                  <wp:posOffset>172085</wp:posOffset>
                 </wp:positionV>
                 <wp:extent cx="6868886" cy="6553200"/>
                 <wp:effectExtent l="0" t="0" r="27305" b="19050"/>
@@ -1570,16 +1479,12 @@
           </mc:Choice>
           <mc:Fallback>
             <w:pict>
-              <v:rect w14:anchorId="49F467CF" id="Rectangle 21" o:spid="_x0000_s1026" style="position:absolute;margin-left:-51.4pt;margin-top:26.5pt;width:540.85pt;height:516pt;z-index:251675648;visibility:visible;mso-wrap-style:square;mso-width-percent:0;mso-height-percent:0;mso-wrap-distance-left:9pt;mso-wrap-distance-top:0;mso-wrap-distance-right:9pt;mso-wrap-distance-bottom:0;mso-position-horizontal:absolute;mso-position-horizontal-relative:text;mso-position-vertical:absolute;mso-position-vertical-relative:text;mso-width-percent:0;mso-height-percent:0;mso-width-relative:margin;mso-height-relative:margin;v-text-anchor:middle" o:gfxdata="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" fillcolor="#0f9ed5 [3207]" strokecolor="#02171f [487]" strokeweight="1.5pt"/>
+              <v:rect w14:anchorId="2C8A8F3C" id="Rectangle 21" o:spid="_x0000_s1026" style="position:absolute;margin-left:-64.9pt;margin-top:13.55pt;width:540.85pt;height:516pt;z-index:251675648;visibility:visible;mso-wrap-style:square;mso-width-percent:0;mso-height-percent:0;mso-wrap-distance-left:9pt;mso-wrap-distance-top:0;mso-wrap-distance-right:9pt;mso-wrap-distance-bottom:0;mso-position-horizontal:absolute;mso-position-horizontal-relative:text;mso-position-vertical:absolute;mso-position-vertical-relative:text;mso-width-percent:0;mso-height-percent:0;mso-width-relative:margin;mso-height-relative:margin;v-text-anchor:middle" o:gfxdata="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" fillcolor="#0f9ed5 [3207]" strokecolor="#02171f [487]" strokeweight="1.5pt"/>
             </w:pict>
           </mc:Fallback>
         </mc:AlternateContent>
       </w:r>
-      <w:r>
-        <w:t>PRODUCTS</w:t>
-      </w:r>
     </w:p>
-    <w:p/>
     <w:p>
       <w:r>
         <w:rPr>
@@ -1662,7 +1567,7 @@
           </mc:Choice>
           <mc:Fallback>
             <w:pict>
-              <v:rect w14:anchorId="1A06551C" id="Rectangle 22" o:spid="_x0000_s1031" style="position:absolute;margin-left:0;margin-top:.6pt;width:110.55pt;height:95.15pt;z-index:251676672;visibility:visible;mso-wrap-style:square;mso-width-percent:0;mso-height-percent:0;mso-wrap-distance-left:9pt;mso-wrap-distance-top:0;mso-wrap-distance-right:9pt;mso-wrap-distance-bottom:0;mso-position-horizontal:left;mso-position-horizontal-relative:margin;mso-position-vertical:absolute;mso-position-vertical-relative:text;mso-width-percent:0;mso-height-percent:0;mso-width-relative:margin;mso-height-relative:margin;v-text-anchor:middle" o:gfxdata="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" fillcolor="#156082 [3204]" strokecolor="#030e13 [484]" strokeweight="1.5pt">
+              <v:rect w14:anchorId="1A06551C" id="Rectangle 22" o:spid="_x0000_s1030" style="position:absolute;margin-left:0;margin-top:.6pt;width:110.55pt;height:95.15pt;z-index:251676672;visibility:visible;mso-wrap-style:square;mso-width-percent:0;mso-height-percent:0;mso-wrap-distance-left:9pt;mso-wrap-distance-top:0;mso-wrap-distance-right:9pt;mso-wrap-distance-bottom:0;mso-position-horizontal:left;mso-position-horizontal-relative:margin;mso-position-vertical:absolute;mso-position-vertical-relative:text;mso-width-percent:0;mso-height-percent:0;mso-width-relative:margin;mso-height-relative:margin;v-text-anchor:middle" o:gfxdata="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" fillcolor="#156082 [3204]" strokecolor="#030e13 [484]" strokeweight="1.5pt">
                 <v:textbox>
                   <w:txbxContent>
                     <w:p>
@@ -1768,7 +1673,7 @@
           </mc:Choice>
           <mc:Fallback>
             <w:pict>
-              <v:rect w14:anchorId="74D174D3" id="Rectangle 23" o:spid="_x0000_s1032" style="position:absolute;margin-left:0;margin-top:.95pt;width:194.55pt;height:119.15pt;z-index:251677696;visibility:visible;mso-wrap-style:square;mso-width-percent:0;mso-height-percent:0;mso-wrap-distance-left:9pt;mso-wrap-distance-top:0;mso-wrap-distance-right:9pt;mso-wrap-distance-bottom:0;mso-position-horizontal:left;mso-position-horizontal-relative:margin;mso-position-vertical:absolute;mso-position-vertical-relative:text;mso-width-percent:0;mso-height-percent:0;mso-width-relative:margin;mso-height-relative:margin;v-text-anchor:middle" o:gfxdata="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" fillcolor="#156082 [3204]" strokecolor="#030e13 [484]" strokeweight="1.5pt">
+              <v:rect w14:anchorId="74D174D3" id="Rectangle 23" o:spid="_x0000_s1031" style="position:absolute;margin-left:0;margin-top:.95pt;width:194.55pt;height:119.15pt;z-index:251677696;visibility:visible;mso-wrap-style:square;mso-width-percent:0;mso-height-percent:0;mso-wrap-distance-left:9pt;mso-wrap-distance-top:0;mso-wrap-distance-right:9pt;mso-wrap-distance-bottom:0;mso-position-horizontal:left;mso-position-horizontal-relative:margin;mso-position-vertical:absolute;mso-position-vertical-relative:text;mso-width-percent:0;mso-height-percent:0;mso-width-relative:margin;mso-height-relative:margin;v-text-anchor:middle" o:gfxdata="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" fillcolor="#156082 [3204]" strokecolor="#030e13 [484]" strokeweight="1.5pt">
                 <v:textbox>
                   <w:txbxContent>
                     <w:p>
@@ -1789,149 +1694,9 @@
       </w:r>
     </w:p>
     <w:p/>
-    <w:p>
-      <w:r>
-        <w:rPr>
-          <w:noProof/>
-        </w:rPr>
-        <mc:AlternateContent>
-          <mc:Choice Requires="wps">
-            <w:drawing>
-              <wp:anchor distT="0" distB="0" distL="114300" distR="114300" simplePos="0" relativeHeight="251681792" behindDoc="0" locked="0" layoutInCell="1" allowOverlap="1" wp14:anchorId="71CFCED1" wp14:editId="31B2B0E8">
-                <wp:simplePos x="0" y="0"/>
-                <wp:positionH relativeFrom="column">
-                  <wp:posOffset>2884714</wp:posOffset>
-                </wp:positionH>
-                <wp:positionV relativeFrom="paragraph">
-                  <wp:posOffset>8890</wp:posOffset>
-                </wp:positionV>
-                <wp:extent cx="2830286" cy="0"/>
-                <wp:effectExtent l="0" t="0" r="0" b="0"/>
-                <wp:wrapNone/>
-                <wp:docPr id="21954165" name="Straight Connector 27"/>
-                <wp:cNvGraphicFramePr/>
-                <a:graphic xmlns:a="http://schemas.openxmlformats.org/drawingml/2006/main">
-                  <a:graphicData uri="http://schemas.microsoft.com/office/word/2010/wordprocessingShape">
-                    <wps:wsp>
-                      <wps:cNvCnPr/>
-                      <wps:spPr>
-                        <a:xfrm flipV="1">
-                          <a:off x="0" y="0"/>
-                          <a:ext cx="2830286" cy="0"/>
-                        </a:xfrm>
-                        <a:prstGeom prst="line">
-                          <a:avLst/>
-                        </a:prstGeom>
-                      </wps:spPr>
-                      <wps:style>
-                        <a:lnRef idx="2">
-                          <a:schemeClr val="dk1"/>
-                        </a:lnRef>
-                        <a:fillRef idx="0">
-                          <a:schemeClr val="dk1"/>
-                        </a:fillRef>
-                        <a:effectRef idx="1">
-                          <a:schemeClr val="dk1"/>
-                        </a:effectRef>
-                        <a:fontRef idx="minor">
-                          <a:schemeClr val="tx1"/>
-                        </a:fontRef>
-                      </wps:style>
-                      <wps:bodyPr/>
-                    </wps:wsp>
-                  </a:graphicData>
-                </a:graphic>
-                <wp14:sizeRelH relativeFrom="margin">
-                  <wp14:pctWidth>0</wp14:pctWidth>
-                </wp14:sizeRelH>
-                <wp14:sizeRelV relativeFrom="margin">
-                  <wp14:pctHeight>0</wp14:pctHeight>
-                </wp14:sizeRelV>
-              </wp:anchor>
-            </w:drawing>
-          </mc:Choice>
-          <mc:Fallback>
-            <w:pict>
-              <v:line w14:anchorId="4018E267" id="Straight Connector 27" o:spid="_x0000_s1026" style="position:absolute;flip:y;z-index:251681792;visibility:visible;mso-wrap-style:square;mso-width-percent:0;mso-height-percent:0;mso-wrap-distance-left:9pt;mso-wrap-distance-top:0;mso-wrap-distance-right:9pt;mso-wrap-distance-bottom:0;mso-position-horizontal:absolute;mso-position-horizontal-relative:text;mso-position-vertical:absolute;mso-position-vertical-relative:text;mso-width-percent:0;mso-height-percent:0;mso-width-relative:margin;mso-height-relative:margin" from="227.15pt,.7pt" to="450pt,.7pt" o:gfxdata="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" strokecolor="black [3200]" strokeweight="1.5pt">
-                <v:stroke joinstyle="miter"/>
-              </v:line>
-            </w:pict>
-          </mc:Fallback>
-        </mc:AlternateContent>
-      </w:r>
-    </w:p>
     <w:p/>
-    <w:p>
-      <w:r>
-        <w:rPr>
-          <w:noProof/>
-        </w:rPr>
-        <mc:AlternateContent>
-          <mc:Choice Requires="wps">
-            <w:drawing>
-              <wp:anchor distT="0" distB="0" distL="114300" distR="114300" simplePos="0" relativeHeight="251682816" behindDoc="0" locked="0" layoutInCell="1" allowOverlap="1" wp14:anchorId="12FB865B" wp14:editId="7506DD1E">
-                <wp:simplePos x="0" y="0"/>
-                <wp:positionH relativeFrom="column">
-                  <wp:posOffset>2830285</wp:posOffset>
-                </wp:positionH>
-                <wp:positionV relativeFrom="paragraph">
-                  <wp:posOffset>27939</wp:posOffset>
-                </wp:positionV>
-                <wp:extent cx="3047909" cy="0"/>
-                <wp:effectExtent l="0" t="0" r="0" b="0"/>
-                <wp:wrapNone/>
-                <wp:docPr id="2092232809" name="Straight Connector 29"/>
-                <wp:cNvGraphicFramePr/>
-                <a:graphic xmlns:a="http://schemas.openxmlformats.org/drawingml/2006/main">
-                  <a:graphicData uri="http://schemas.microsoft.com/office/word/2010/wordprocessingShape">
-                    <wps:wsp>
-                      <wps:cNvCnPr/>
-                      <wps:spPr>
-                        <a:xfrm flipV="1">
-                          <a:off x="0" y="0"/>
-                          <a:ext cx="3047909" cy="0"/>
-                        </a:xfrm>
-                        <a:prstGeom prst="line">
-                          <a:avLst/>
-                        </a:prstGeom>
-                      </wps:spPr>
-                      <wps:style>
-                        <a:lnRef idx="2">
-                          <a:schemeClr val="dk1"/>
-                        </a:lnRef>
-                        <a:fillRef idx="0">
-                          <a:schemeClr val="dk1"/>
-                        </a:fillRef>
-                        <a:effectRef idx="1">
-                          <a:schemeClr val="dk1"/>
-                        </a:effectRef>
-                        <a:fontRef idx="minor">
-                          <a:schemeClr val="tx1"/>
-                        </a:fontRef>
-                      </wps:style>
-                      <wps:bodyPr/>
-                    </wps:wsp>
-                  </a:graphicData>
-                </a:graphic>
-                <wp14:sizeRelH relativeFrom="margin">
-                  <wp14:pctWidth>0</wp14:pctWidth>
-                </wp14:sizeRelH>
-                <wp14:sizeRelV relativeFrom="margin">
-                  <wp14:pctHeight>0</wp14:pctHeight>
-                </wp14:sizeRelV>
-              </wp:anchor>
-            </w:drawing>
-          </mc:Choice>
-          <mc:Fallback>
-            <w:pict>
-              <v:line w14:anchorId="05E5488D" id="Straight Connector 29" o:spid="_x0000_s1026" style="position:absolute;flip:y;z-index:251682816;visibility:visible;mso-wrap-style:square;mso-width-percent:0;mso-height-percent:0;mso-wrap-distance-left:9pt;mso-wrap-distance-top:0;mso-wrap-distance-right:9pt;mso-wrap-distance-bottom:0;mso-position-horizontal:absolute;mso-position-horizontal-relative:text;mso-position-vertical:absolute;mso-position-vertical-relative:text;mso-width-percent:0;mso-height-percent:0;mso-width-relative:margin;mso-height-relative:margin" from="222.85pt,2.2pt" to="462.85pt,2.2pt" o:gfxdata="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" strokecolor="black [3200]" strokeweight="1.5pt">
-                <v:stroke joinstyle="miter"/>
-              </v:line>
-            </w:pict>
-          </mc:Fallback>
-        </mc:AlternateContent>
-      </w:r>
-    </w:p>
+    <w:p/>
+    <w:p/>
     <w:p/>
     <w:p>
       <w:r>
@@ -1994,7 +1759,7 @@
               </wp:anchor>
             </w:drawing>
           </mc:Choice>
-          <mc:Fallback>
+          <mc:Fallback xmlns:w16cei="http://schemas.microsoft.com/office/word/2026/wordml/cei">
             <w:pict>
               <v:line w14:anchorId="0312EAE4" id="Straight Connector 25" o:spid="_x0000_s1026" style="position:absolute;flip:x;z-index:251679744;visibility:visible;mso-wrap-style:square;mso-width-percent:0;mso-height-percent:0;mso-wrap-distance-left:9pt;mso-wrap-distance-top:0;mso-wrap-distance-right:9pt;mso-wrap-distance-bottom:0;mso-position-horizontal:left;mso-position-horizontal-relative:margin;mso-position-vertical:absolute;mso-position-vertical-relative:text;mso-width-percent:0;mso-height-percent:0;mso-width-relative:margin;mso-height-relative:margin" from="0,1.1pt" to="464.55pt,3.65pt" o:gfxdata="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" strokecolor="black [3200]" strokeweight="1.5pt">
                 <v:stroke joinstyle="miter"/>
@@ -2066,7 +1831,7 @@
               </wp:anchor>
             </w:drawing>
           </mc:Choice>
-          <mc:Fallback>
+          <mc:Fallback xmlns:w16cei="http://schemas.microsoft.com/office/word/2026/wordml/cei">
             <w:pict>
               <v:line w14:anchorId="5AB71020" id="Straight Connector 26" o:spid="_x0000_s1026" style="position:absolute;flip:y;z-index:251680768;visibility:visible;mso-wrap-style:square;mso-width-percent:0;mso-height-percent:0;mso-wrap-distance-left:9pt;mso-wrap-distance-top:0;mso-wrap-distance-right:9pt;mso-wrap-distance-bottom:0;mso-position-horizontal:left;mso-position-horizontal-relative:margin;mso-position-vertical:absolute;mso-position-vertical-relative:text;mso-width-percent:0;mso-height-percent:0;mso-width-relative:margin;mso-height-relative:margin" from="0,13.9pt" to="462.85pt,14.75pt" o:gfxdata="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" strokecolor="black [3200]" strokeweight="1.5pt">
                 <v:stroke joinstyle="miter"/>
@@ -2077,7 +1842,6 @@
         </mc:AlternateContent>
       </w:r>
     </w:p>
-    <w:p/>
     <w:p>
       <w:r>
         <w:rPr>
@@ -2086,16 +1850,16 @@
         <mc:AlternateContent>
           <mc:Choice Requires="wps">
             <w:drawing>
-              <wp:anchor distT="0" distB="0" distL="114300" distR="114300" simplePos="0" relativeHeight="251678720" behindDoc="0" locked="0" layoutInCell="1" allowOverlap="1" wp14:anchorId="5570CAE5" wp14:editId="442C61C7">
+              <wp:anchor distT="0" distB="0" distL="114300" distR="114300" simplePos="0" relativeHeight="251678720" behindDoc="0" locked="0" layoutInCell="1" allowOverlap="1" wp14:anchorId="5570CAE5" wp14:editId="15CB4363">
                 <wp:simplePos x="0" y="0"/>
                 <wp:positionH relativeFrom="margin">
                   <wp:align>left</wp:align>
                 </wp:positionH>
                 <wp:positionV relativeFrom="paragraph">
-                  <wp:posOffset>173265</wp:posOffset>
+                  <wp:posOffset>101600</wp:posOffset>
                 </wp:positionV>
-                <wp:extent cx="1207770" cy="1251404"/>
-                <wp:effectExtent l="0" t="0" r="11430" b="25400"/>
+                <wp:extent cx="1207770" cy="857250"/>
+                <wp:effectExtent l="0" t="0" r="11430" b="19050"/>
                 <wp:wrapNone/>
                 <wp:docPr id="1488768684" name="Rectangle 24"/>
                 <wp:cNvGraphicFramePr/>
@@ -2106,7 +1870,7 @@
                       <wps:spPr>
                         <a:xfrm>
                           <a:off x="0" y="0"/>
-                          <a:ext cx="1207770" cy="1251404"/>
+                          <a:ext cx="1207770" cy="857250"/>
                         </a:xfrm>
                         <a:prstGeom prst="rect">
                           <a:avLst/>
@@ -2160,7 +1924,7 @@
           </mc:Choice>
           <mc:Fallback>
             <w:pict>
-              <v:rect w14:anchorId="5570CAE5" id="Rectangle 24" o:spid="_x0000_s1033" style="position:absolute;margin-left:0;margin-top:13.65pt;width:95.1pt;height:98.55pt;z-index:251678720;visibility:visible;mso-wrap-style:square;mso-width-percent:0;mso-height-percent:0;mso-wrap-distance-left:9pt;mso-wrap-distance-top:0;mso-wrap-distance-right:9pt;mso-wrap-distance-bottom:0;mso-position-horizontal:left;mso-position-horizontal-relative:margin;mso-position-vertical:absolute;mso-position-vertical-relative:text;mso-width-percent:0;mso-height-percent:0;mso-width-relative:margin;mso-height-relative:margin;v-text-anchor:middle" o:gfxdata="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" fillcolor="#156082 [3204]" strokecolor="#030e13 [484]" strokeweight="1.5pt">
+              <v:rect w14:anchorId="5570CAE5" id="Rectangle 24" o:spid="_x0000_s1032" style="position:absolute;margin-left:0;margin-top:8pt;width:95.1pt;height:67.5pt;z-index:251678720;visibility:visible;mso-wrap-style:square;mso-width-percent:0;mso-height-percent:0;mso-wrap-distance-left:9pt;mso-wrap-distance-top:0;mso-wrap-distance-right:9pt;mso-wrap-distance-bottom:0;mso-position-horizontal:left;mso-position-horizontal-relative:margin;mso-position-vertical:absolute;mso-position-vertical-relative:text;mso-width-percent:0;mso-height-percent:0;mso-width-relative:margin;mso-height-relative:margin;v-text-anchor:middle" o:gfxdata="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" fillcolor="#156082 [3204]" strokecolor="#030e13 [484]" strokeweight="1.5pt">
                 <v:textbox>
                   <w:txbxContent>
                     <w:p>
@@ -2180,6 +1944,8 @@
         </mc:AlternateContent>
       </w:r>
     </w:p>
+    <w:p/>
+    <w:p/>
     <w:p>
       <w:r>
         <w:rPr>
@@ -2188,16 +1954,16 @@
         <mc:AlternateContent>
           <mc:Choice Requires="wps">
             <w:drawing>
-              <wp:anchor distT="0" distB="0" distL="114300" distR="114300" simplePos="0" relativeHeight="251685888" behindDoc="0" locked="0" layoutInCell="1" allowOverlap="1" wp14:anchorId="5D5B00A3" wp14:editId="04655D3F">
+              <wp:anchor distT="0" distB="0" distL="114300" distR="114300" simplePos="0" relativeHeight="251685888" behindDoc="0" locked="0" layoutInCell="1" allowOverlap="1" wp14:anchorId="5D5B00A3" wp14:editId="21DFA5EA">
                 <wp:simplePos x="0" y="0"/>
                 <wp:positionH relativeFrom="column">
-                  <wp:posOffset>1578428</wp:posOffset>
+                  <wp:posOffset>-228600</wp:posOffset>
                 </wp:positionH>
                 <wp:positionV relativeFrom="paragraph">
-                  <wp:posOffset>161199</wp:posOffset>
+                  <wp:posOffset>311150</wp:posOffset>
                 </wp:positionV>
-                <wp:extent cx="1774371" cy="10886"/>
-                <wp:effectExtent l="0" t="0" r="35560" b="27305"/>
+                <wp:extent cx="2505075" cy="0"/>
+                <wp:effectExtent l="0" t="0" r="0" b="0"/>
                 <wp:wrapNone/>
                 <wp:docPr id="1329380342" name="Straight Connector 32"/>
                 <wp:cNvGraphicFramePr/>
@@ -2206,9 +1972,9 @@
                     <wps:wsp>
                       <wps:cNvCnPr/>
                       <wps:spPr>
-                        <a:xfrm>
+                        <a:xfrm flipV="1">
                           <a:off x="0" y="0"/>
-                          <a:ext cx="1774371" cy="10886"/>
+                          <a:ext cx="2505075" cy="0"/>
                         </a:xfrm>
                         <a:prstGeom prst="line">
                           <a:avLst/>
@@ -2232,12 +1998,18 @@
                     </wps:wsp>
                   </a:graphicData>
                 </a:graphic>
+                <wp14:sizeRelH relativeFrom="margin">
+                  <wp14:pctWidth>0</wp14:pctWidth>
+                </wp14:sizeRelH>
+                <wp14:sizeRelV relativeFrom="margin">
+                  <wp14:pctHeight>0</wp14:pctHeight>
+                </wp14:sizeRelV>
               </wp:anchor>
             </w:drawing>
           </mc:Choice>
           <mc:Fallback>
             <w:pict>
-              <v:line w14:anchorId="3372DC32" id="Straight Connector 32" o:spid="_x0000_s1026" style="position:absolute;z-index:251685888;visibility:visible;mso-wrap-style:square;mso-wrap-distance-left:9pt;mso-wrap-distance-top:0;mso-wrap-distance-right:9pt;mso-wrap-distance-bottom:0;mso-position-horizontal:absolute;mso-position-horizontal-relative:text;mso-position-vertical:absolute;mso-position-vertical-relative:text" from="124.3pt,12.7pt" to="264pt,13.55pt" o:gfxdata="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" strokecolor="black [3200]" strokeweight="1.5pt">
+              <v:line w14:anchorId="18D32C5C" id="Straight Connector 32" o:spid="_x0000_s1026" style="position:absolute;flip:y;z-index:251685888;visibility:visible;mso-wrap-style:square;mso-width-percent:0;mso-height-percent:0;mso-wrap-distance-left:9pt;mso-wrap-distance-top:0;mso-wrap-distance-right:9pt;mso-wrap-distance-bottom:0;mso-position-horizontal:absolute;mso-position-horizontal-relative:text;mso-position-vertical:absolute;mso-position-vertical-relative:text;mso-width-percent:0;mso-height-percent:0;mso-width-relative:margin;mso-height-relative:margin" from="-18pt,24.5pt" to="179.25pt,24.5pt" o:gfxdata="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" strokecolor="black [3200]" strokeweight="1.5pt">
                 <v:stroke joinstyle="miter"/>
               </v:line>
             </w:pict>
@@ -2245,7 +2017,6 @@
         </mc:AlternateContent>
       </w:r>
     </w:p>
-    <w:p/>
     <w:p>
       <w:r>
         <w:rPr>
@@ -2254,16 +2025,16 @@
         <mc:AlternateContent>
           <mc:Choice Requires="wps">
             <w:drawing>
-              <wp:anchor distT="0" distB="0" distL="114300" distR="114300" simplePos="0" relativeHeight="251684864" behindDoc="0" locked="0" layoutInCell="1" allowOverlap="1" wp14:anchorId="00BEDB7D" wp14:editId="2146E6CB">
+              <wp:anchor distT="0" distB="0" distL="114300" distR="114300" simplePos="0" relativeHeight="251684864" behindDoc="0" locked="0" layoutInCell="1" allowOverlap="1" wp14:anchorId="00BEDB7D" wp14:editId="614E362A">
                 <wp:simplePos x="0" y="0"/>
                 <wp:positionH relativeFrom="column">
-                  <wp:posOffset>1523999</wp:posOffset>
+                  <wp:posOffset>-276225</wp:posOffset>
                 </wp:positionH>
                 <wp:positionV relativeFrom="paragraph">
-                  <wp:posOffset>5806</wp:posOffset>
+                  <wp:posOffset>318769</wp:posOffset>
                 </wp:positionV>
-                <wp:extent cx="1872343" cy="0"/>
-                <wp:effectExtent l="0" t="0" r="0" b="0"/>
+                <wp:extent cx="2562225" cy="9525"/>
+                <wp:effectExtent l="0" t="0" r="28575" b="28575"/>
                 <wp:wrapNone/>
                 <wp:docPr id="93137811" name="Straight Connector 31"/>
                 <wp:cNvGraphicFramePr/>
@@ -2274,7 +2045,7 @@
                       <wps:spPr>
                         <a:xfrm>
                           <a:off x="0" y="0"/>
-                          <a:ext cx="1872343" cy="0"/>
+                          <a:ext cx="2562225" cy="9525"/>
                         </a:xfrm>
                         <a:prstGeom prst="line">
                           <a:avLst/>
@@ -2298,12 +2069,18 @@
                     </wps:wsp>
                   </a:graphicData>
                 </a:graphic>
+                <wp14:sizeRelH relativeFrom="margin">
+                  <wp14:pctWidth>0</wp14:pctWidth>
+                </wp14:sizeRelH>
+                <wp14:sizeRelV relativeFrom="margin">
+                  <wp14:pctHeight>0</wp14:pctHeight>
+                </wp14:sizeRelV>
               </wp:anchor>
             </w:drawing>
           </mc:Choice>
           <mc:Fallback>
             <w:pict>
-              <v:line w14:anchorId="1CF9C55D" id="Straight Connector 31" o:spid="_x0000_s1026" style="position:absolute;z-index:251684864;visibility:visible;mso-wrap-style:square;mso-wrap-distance-left:9pt;mso-wrap-distance-top:0;mso-wrap-distance-right:9pt;mso-wrap-distance-bottom:0;mso-position-horizontal:absolute;mso-position-horizontal-relative:text;mso-position-vertical:absolute;mso-position-vertical-relative:text" from="120pt,.45pt" to="267.45pt,.45pt" o:gfxdata="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" strokecolor="black [3200]" strokeweight="1.5pt">
+              <v:line w14:anchorId="52B83228" id="Straight Connector 31" o:spid="_x0000_s1026" style="position:absolute;z-index:251684864;visibility:visible;mso-wrap-style:square;mso-width-percent:0;mso-height-percent:0;mso-wrap-distance-left:9pt;mso-wrap-distance-top:0;mso-wrap-distance-right:9pt;mso-wrap-distance-bottom:0;mso-position-horizontal:absolute;mso-position-horizontal-relative:text;mso-position-vertical:absolute;mso-position-vertical-relative:text;mso-width-percent:0;mso-height-percent:0;mso-width-relative:margin;mso-height-relative:margin" from="-21.75pt,25.1pt" to="180pt,25.85pt" o:gfxdata="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" strokecolor="black [3200]" strokeweight="1.5pt">
                 <v:stroke joinstyle="miter"/>
               </v:line>
             </w:pict>
@@ -2319,16 +2096,16 @@
         <mc:AlternateContent>
           <mc:Choice Requires="wps">
             <w:drawing>
-              <wp:anchor distT="0" distB="0" distL="114300" distR="114300" simplePos="0" relativeHeight="251683840" behindDoc="0" locked="0" layoutInCell="1" allowOverlap="1" wp14:anchorId="3B30D96C" wp14:editId="60B6076B">
+              <wp:anchor distT="0" distB="0" distL="114300" distR="114300" simplePos="0" relativeHeight="251683840" behindDoc="0" locked="0" layoutInCell="1" allowOverlap="1" wp14:anchorId="3B30D96C" wp14:editId="79281244">
                 <wp:simplePos x="0" y="0"/>
                 <wp:positionH relativeFrom="column">
-                  <wp:posOffset>1513114</wp:posOffset>
+                  <wp:posOffset>-285749</wp:posOffset>
                 </wp:positionH>
                 <wp:positionV relativeFrom="paragraph">
-                  <wp:posOffset>156119</wp:posOffset>
+                  <wp:posOffset>344805</wp:posOffset>
                 </wp:positionV>
-                <wp:extent cx="1905000" cy="22679"/>
-                <wp:effectExtent l="0" t="0" r="19050" b="34925"/>
+                <wp:extent cx="2628900" cy="0"/>
+                <wp:effectExtent l="0" t="0" r="0" b="0"/>
                 <wp:wrapNone/>
                 <wp:docPr id="1386349054" name="Straight Connector 30"/>
                 <wp:cNvGraphicFramePr/>
@@ -2339,7 +2116,7 @@
                       <wps:spPr>
                         <a:xfrm flipV="1">
                           <a:off x="0" y="0"/>
-                          <a:ext cx="1905000" cy="22679"/>
+                          <a:ext cx="2628900" cy="0"/>
                         </a:xfrm>
                         <a:prstGeom prst="line">
                           <a:avLst/>
@@ -2363,12 +2140,18 @@
                     </wps:wsp>
                   </a:graphicData>
                 </a:graphic>
+                <wp14:sizeRelH relativeFrom="margin">
+                  <wp14:pctWidth>0</wp14:pctWidth>
+                </wp14:sizeRelH>
+                <wp14:sizeRelV relativeFrom="margin">
+                  <wp14:pctHeight>0</wp14:pctHeight>
+                </wp14:sizeRelV>
               </wp:anchor>
             </w:drawing>
           </mc:Choice>
           <mc:Fallback>
             <w:pict>
-              <v:line w14:anchorId="1D7E1386" id="Straight Connector 30" o:spid="_x0000_s1026" style="position:absolute;flip:y;z-index:251683840;visibility:visible;mso-wrap-style:square;mso-wrap-distance-left:9pt;mso-wrap-distance-top:0;mso-wrap-distance-right:9pt;mso-wrap-distance-bottom:0;mso-position-horizontal:absolute;mso-position-horizontal-relative:text;mso-position-vertical:absolute;mso-position-vertical-relative:text" from="119.15pt,12.3pt" to="269.15pt,14.1pt" o:gfxdata="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" strokecolor="black [3200]" strokeweight="1.5pt">
+              <v:line w14:anchorId="5003CEBE" id="Straight Connector 30" o:spid="_x0000_s1026" style="position:absolute;flip:y;z-index:251683840;visibility:visible;mso-wrap-style:square;mso-width-percent:0;mso-height-percent:0;mso-wrap-distance-left:9pt;mso-wrap-distance-top:0;mso-wrap-distance-right:9pt;mso-wrap-distance-bottom:0;mso-position-horizontal:absolute;mso-position-horizontal-relative:text;mso-position-vertical:absolute;mso-position-vertical-relative:text;mso-width-percent:0;mso-height-percent:0;mso-width-relative:margin;mso-height-relative:margin" from="-22.5pt,27.15pt" to="184.5pt,27.15pt" o:gfxdata="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" strokecolor="black [3200]" strokeweight="1.5pt">
                 <v:stroke joinstyle="miter"/>
               </v:line>
             </w:pict>
@@ -2454,7 +2237,7 @@
               </wp:anchor>
             </w:drawing>
           </mc:Choice>
-          <mc:Fallback>
+          <mc:Fallback xmlns:w16cei="http://schemas.microsoft.com/office/word/2026/wordml/cei">
             <w:pict>
               <v:rect w14:anchorId="6090ED52" id="Rectangle 33" o:spid="_x0000_s1026" style="position:absolute;margin-left:-44.25pt;margin-top:11.05pt;width:521.25pt;height:461.25pt;z-index:251686912;visibility:visible;mso-wrap-style:square;mso-width-percent:0;mso-height-percent:0;mso-wrap-distance-left:9pt;mso-wrap-distance-top:0;mso-wrap-distance-right:9pt;mso-wrap-distance-bottom:0;mso-position-horizontal:absolute;mso-position-horizontal-relative:text;mso-position-vertical:absolute;mso-position-vertical-relative:text;mso-width-percent:0;mso-height-percent:0;mso-width-relative:margin;mso-height-relative:margin;v-text-anchor:middle" o:gfxdata="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" fillcolor="#0f9ed5 [3207]" strokecolor="#02171f [487]" strokeweight="1.5pt"/>
             </w:pict>
@@ -2544,7 +2327,7 @@
           </mc:Choice>
           <mc:Fallback>
             <w:pict>
-              <v:rect w14:anchorId="4059F0DA" id="Rectangle 34" o:spid="_x0000_s1034" style="position:absolute;margin-left:-12.75pt;margin-top:22.05pt;width:87pt;height:84pt;z-index:251687936;visibility:visible;mso-wrap-style:square;mso-width-percent:0;mso-height-percent:0;mso-wrap-distance-left:9pt;mso-wrap-distance-top:0;mso-wrap-distance-right:9pt;mso-wrap-distance-bottom:0;mso-position-horizontal:absolute;mso-position-horizontal-relative:text;mso-position-vertical:absolute;mso-position-vertical-relative:text;mso-width-percent:0;mso-height-percent:0;mso-width-relative:margin;mso-height-relative:margin;v-text-anchor:middle" o:gfxdata="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" fillcolor="#156082 [3204]" strokecolor="#030e13 [484]" strokeweight="1.5pt">
+              <v:rect w14:anchorId="4059F0DA" id="Rectangle 34" o:spid="_x0000_s1033" style="position:absolute;margin-left:-12.75pt;margin-top:22.05pt;width:87pt;height:84pt;z-index:251687936;visibility:visible;mso-wrap-style:square;mso-width-percent:0;mso-height-percent:0;mso-wrap-distance-left:9pt;mso-wrap-distance-top:0;mso-wrap-distance-right:9pt;mso-wrap-distance-bottom:0;mso-position-horizontal:absolute;mso-position-horizontal-relative:text;mso-position-vertical:absolute;mso-position-vertical-relative:text;mso-width-percent:0;mso-height-percent:0;mso-width-relative:margin;mso-height-relative:margin;v-text-anchor:middle" o:gfxdata="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" fillcolor="#156082 [3204]" strokecolor="#030e13 [484]" strokeweight="1.5pt">
                 <v:textbox>
                   <w:txbxContent>
                     <w:p>
@@ -2622,7 +2405,7 @@
               </wp:anchor>
             </w:drawing>
           </mc:Choice>
-          <mc:Fallback>
+          <mc:Fallback xmlns:w16cei="http://schemas.microsoft.com/office/word/2026/wordml/cei">
             <w:pict>
               <v:line w14:anchorId="520AF395" id="Straight Connector 35" o:spid="_x0000_s1026" style="position:absolute;z-index:251688960;visibility:visible;mso-wrap-style:square;mso-wrap-distance-left:9pt;mso-wrap-distance-top:0;mso-wrap-distance-right:9pt;mso-wrap-distance-bottom:0;mso-position-horizontal:absolute;mso-position-horizontal-relative:text;mso-position-vertical:absolute;mso-position-vertical-relative:text" from="-19.5pt,27.75pt" to="429.75pt,27.75pt" o:gfxdata="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" strokecolor="black [3200]" strokeweight="1.5pt">
                 <v:stroke joinstyle="miter"/>
@@ -2689,7 +2472,7 @@
               </wp:anchor>
             </w:drawing>
           </mc:Choice>
-          <mc:Fallback>
+          <mc:Fallback xmlns:w16cei="http://schemas.microsoft.com/office/word/2026/wordml/cei">
             <w:pict>
               <v:line w14:anchorId="5EF5C829" id="Straight Connector 36" o:spid="_x0000_s1026" style="position:absolute;flip:y;z-index:251689984;visibility:visible;mso-wrap-style:square;mso-wrap-distance-left:9pt;mso-wrap-distance-top:0;mso-wrap-distance-right:9pt;mso-wrap-distance-bottom:0;mso-position-horizontal:absolute;mso-position-horizontal-relative:text;mso-position-vertical:absolute;mso-position-vertical-relative:text" from="-16.5pt,9.05pt" to="436.5pt,9.8pt" o:gfxdata="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" strokecolor="black [3200]" strokeweight="1.5pt">
                 <v:stroke joinstyle="miter"/>
@@ -2755,7 +2538,7 @@
               </wp:anchor>
             </w:drawing>
           </mc:Choice>
-          <mc:Fallback>
+          <mc:Fallback xmlns:w16cei="http://schemas.microsoft.com/office/word/2026/wordml/cei">
             <w:pict>
               <v:line w14:anchorId="5C3D2330" id="Straight Connector 37" o:spid="_x0000_s1026" style="position:absolute;flip:y;z-index:251691008;visibility:visible;mso-wrap-style:square;mso-wrap-distance-left:9pt;mso-wrap-distance-top:0;mso-wrap-distance-right:9pt;mso-wrap-distance-bottom:0;mso-position-horizontal:absolute;mso-position-horizontal-relative:text;mso-position-vertical:absolute;mso-position-vertical-relative:text" from="-15.75pt,18.4pt" to="437.25pt,19.9pt" o:gfxdata="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" strokecolor="black [3200]" strokeweight="1.5pt">
                 <v:stroke joinstyle="miter"/>
@@ -2828,7 +2611,7 @@
               </wp:anchor>
             </w:drawing>
           </mc:Choice>
-          <mc:Fallback>
+          <mc:Fallback xmlns:w16cei="http://schemas.microsoft.com/office/word/2026/wordml/cei">
             <w:pict>
               <v:line w14:anchorId="0C2C3088" id="Straight Connector 38" o:spid="_x0000_s1026" style="position:absolute;z-index:251692032;visibility:visible;mso-wrap-style:square;mso-width-percent:0;mso-height-percent:0;mso-wrap-distance-left:9pt;mso-wrap-distance-top:0;mso-wrap-distance-right:9pt;mso-wrap-distance-bottom:0;mso-position-horizontal:absolute;mso-position-horizontal-relative:text;mso-position-vertical:absolute;mso-position-vertical-relative:text;mso-width-percent:0;mso-height-percent:0;mso-width-relative:margin;mso-height-relative:margin" from="-14.25pt,5pt" to="436.5pt,5pt" o:gfxdata="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" strokecolor="black [3200]" strokeweight="1.5pt">
                 <v:stroke joinstyle="miter"/>
@@ -2900,7 +2683,7 @@
               </wp:anchor>
             </w:drawing>
           </mc:Choice>
-          <mc:Fallback>
+          <mc:Fallback xmlns:w16cei="http://schemas.microsoft.com/office/word/2026/wordml/cei">
             <w:pict>
               <v:line w14:anchorId="1DBDE3DE" id="Straight Connector 39" o:spid="_x0000_s1026" style="position:absolute;z-index:251693056;visibility:visible;mso-wrap-style:square;mso-width-percent:0;mso-height-percent:0;mso-wrap-distance-left:9pt;mso-wrap-distance-top:0;mso-wrap-distance-right:9pt;mso-wrap-distance-bottom:0;mso-position-horizontal:absolute;mso-position-horizontal-relative:text;mso-position-vertical:absolute;mso-position-vertical-relative:text;mso-width-percent:0;mso-height-percent:0;mso-width-relative:margin;mso-height-relative:margin" from="-12pt,14.3pt" to="444pt,15.05pt" o:gfxdata="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" strokecolor="black [3200]" strokeweight="1.5pt">
                 <v:stroke joinstyle="miter"/>
@@ -2986,7 +2769,7 @@
               </wp:anchor>
             </w:drawing>
           </mc:Choice>
-          <mc:Fallback>
+          <mc:Fallback xmlns:w16cei="http://schemas.microsoft.com/office/word/2026/wordml/cei">
             <w:pict>
               <v:rect w14:anchorId="176EFD15" id="Rectangle 33" o:spid="_x0000_s1026" style="position:absolute;margin-left:-42pt;margin-top:21.55pt;width:529.5pt;height:465pt;z-index:251695104;visibility:visible;mso-wrap-style:square;mso-width-percent:0;mso-height-percent:0;mso-wrap-distance-left:9pt;mso-wrap-distance-top:0;mso-wrap-distance-right:9pt;mso-wrap-distance-bottom:0;mso-position-horizontal:absolute;mso-position-horizontal-relative:text;mso-position-vertical:absolute;mso-position-vertical-relative:text;mso-width-percent:0;mso-height-percent:0;mso-width-relative:margin;mso-height-relative:margin;v-text-anchor:middle" o:gfxdata="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" fillcolor="#0f9ed5 [3207]" strokecolor="#02171f [487]" strokeweight="1.5pt"/>
             </w:pict>
@@ -3052,7 +2835,7 @@
               </wp:anchor>
             </w:drawing>
           </mc:Choice>
-          <mc:Fallback>
+          <mc:Fallback xmlns:w16cei="http://schemas.microsoft.com/office/word/2026/wordml/cei">
             <w:pict>
               <v:line w14:anchorId="5D20A926" id="Straight Connector 45" o:spid="_x0000_s1026" style="position:absolute;z-index:251701248;visibility:visible;mso-wrap-style:square;mso-wrap-distance-left:9pt;mso-wrap-distance-top:0;mso-wrap-distance-right:9pt;mso-wrap-distance-bottom:0;mso-position-horizontal:absolute;mso-position-horizontal-relative:text;mso-position-vertical:absolute;mso-position-vertical-relative:text" from="-3pt,382.05pt" to="460.5pt,385.05pt" o:gfxdata="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" strokecolor="black [3200]" strokeweight="1.5pt">
                 <v:stroke joinstyle="miter"/>
@@ -3115,7 +2898,7 @@
               </wp:anchor>
             </w:drawing>
           </mc:Choice>
-          <mc:Fallback>
+          <mc:Fallback xmlns:w16cei="http://schemas.microsoft.com/office/word/2026/wordml/cei">
             <w:pict>
               <v:line w14:anchorId="791E8593" id="Straight Connector 44" o:spid="_x0000_s1026" style="position:absolute;z-index:251700224;visibility:visible;mso-wrap-style:square;mso-wrap-distance-left:9pt;mso-wrap-distance-top:0;mso-wrap-distance-right:9pt;mso-wrap-distance-bottom:0;mso-position-horizontal:absolute;mso-position-horizontal-relative:text;mso-position-vertical:absolute;mso-position-vertical-relative:text" from="-3.75pt,325.8pt" to="461.25pt,327.3pt" o:gfxdata="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" strokecolor="black [3200]" strokeweight="1.5pt">
                 <v:stroke joinstyle="miter"/>
@@ -3178,7 +2961,7 @@
               </wp:anchor>
             </w:drawing>
           </mc:Choice>
-          <mc:Fallback>
+          <mc:Fallback xmlns:w16cei="http://schemas.microsoft.com/office/word/2026/wordml/cei">
             <w:pict>
               <v:line w14:anchorId="70FDC10D" id="Straight Connector 43" o:spid="_x0000_s1026" style="position:absolute;z-index:251699200;visibility:visible;mso-wrap-style:square;mso-wrap-distance-left:9pt;mso-wrap-distance-top:0;mso-wrap-distance-right:9pt;mso-wrap-distance-bottom:0;mso-position-horizontal:absolute;mso-position-horizontal-relative:text;mso-position-vertical:absolute;mso-position-vertical-relative:text" from="-3pt,268.8pt" to="457.5pt,271.05pt" o:gfxdata="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" strokecolor="black [3200]" strokeweight="1.5pt">
                 <v:stroke joinstyle="miter"/>
@@ -3241,7 +3024,7 @@
               </wp:anchor>
             </w:drawing>
           </mc:Choice>
-          <mc:Fallback>
+          <mc:Fallback xmlns:w16cei="http://schemas.microsoft.com/office/word/2026/wordml/cei">
             <w:pict>
               <v:line w14:anchorId="48B6DE9A" id="Straight Connector 42" o:spid="_x0000_s1026" style="position:absolute;z-index:251698176;visibility:visible;mso-wrap-style:square;mso-wrap-distance-left:9pt;mso-wrap-distance-top:0;mso-wrap-distance-right:9pt;mso-wrap-distance-bottom:0;mso-position-horizontal:absolute;mso-position-horizontal-relative:text;mso-position-vertical:absolute;mso-position-vertical-relative:text" from="-3.75pt,216.3pt" to="453pt,217.05pt" o:gfxdata="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" strokecolor="black [3200]" strokeweight="1.5pt">
                 <v:stroke joinstyle="miter"/>
@@ -3304,7 +3087,7 @@
               </wp:anchor>
             </w:drawing>
           </mc:Choice>
-          <mc:Fallback>
+          <mc:Fallback xmlns:w16cei="http://schemas.microsoft.com/office/word/2026/wordml/cei">
             <w:pict>
               <v:line w14:anchorId="394420E0" id="Straight Connector 41" o:spid="_x0000_s1026" style="position:absolute;z-index:251697152;visibility:visible;mso-wrap-style:square;mso-wrap-distance-left:9pt;mso-wrap-distance-top:0;mso-wrap-distance-right:9pt;mso-wrap-distance-bottom:0;mso-position-horizontal:absolute;mso-position-horizontal-relative:text;mso-position-vertical:absolute;mso-position-vertical-relative:text" from="-7.5pt,162.3pt" to="456pt,164.55pt" o:gfxdata="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" strokecolor="black [3200]" strokeweight="1.5pt">
                 <v:stroke joinstyle="miter"/>
@@ -3394,7 +3177,7 @@
           </mc:Choice>
           <mc:Fallback>
             <w:pict>
-              <v:rect w14:anchorId="1081CA48" id="Rectangle 40" o:spid="_x0000_s1035" style="position:absolute;margin-left:-17.25pt;margin-top:26.55pt;width:91.5pt;height:85.5pt;z-index:251696128;visibility:visible;mso-wrap-style:square;mso-width-percent:0;mso-height-percent:0;mso-wrap-distance-left:9pt;mso-wrap-distance-top:0;mso-wrap-distance-right:9pt;mso-wrap-distance-bottom:0;mso-position-horizontal:absolute;mso-position-horizontal-relative:text;mso-position-vertical:absolute;mso-position-vertical-relative:text;mso-width-percent:0;mso-height-percent:0;mso-width-relative:margin;mso-height-relative:margin;v-text-anchor:middle" o:gfxdata="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" fillcolor="#156082 [3204]" strokecolor="#030e13 [484]" strokeweight="1.5pt">
+              <v:rect w14:anchorId="1081CA48" id="Rectangle 40" o:spid="_x0000_s1034" style="position:absolute;margin-left:-17.25pt;margin-top:26.55pt;width:91.5pt;height:85.5pt;z-index:251696128;visibility:visible;mso-wrap-style:square;mso-width-percent:0;mso-height-percent:0;mso-wrap-distance-left:9pt;mso-wrap-distance-top:0;mso-wrap-distance-right:9pt;mso-wrap-distance-bottom:0;mso-position-horizontal:absolute;mso-position-horizontal-relative:text;mso-position-vertical:absolute;mso-position-vertical-relative:text;mso-width-percent:0;mso-height-percent:0;mso-width-relative:margin;mso-height-relative:margin;v-text-anchor:middle" o:gfxdata="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" fillcolor="#156082 [3204]" strokecolor="#030e13 [484]" strokeweight="1.5pt">
                 <v:textbox>
                   <w:txbxContent>
                     <w:p>
@@ -3425,7 +3208,7 @@
 </file>
 
 <file path=word/endnotes.xml><?xml version="1.0" encoding="utf-8"?>
-<w:endnotes xmlns:wpc="http://schemas.microsoft.com/office/word/2010/wordprocessingCanvas" xmlns:cx="http://schemas.microsoft.com/office/drawing/2014/chartex" xmlns:cx1="http://schemas.microsoft.com/office/drawing/2015/9/8/chartex" xmlns:cx2="http://schemas.microsoft.com/office/drawing/2015/10/21/chartex" xmlns:cx3="http://schemas.microsoft.com/office/drawing/2016/5/9/chartex" xmlns:cx4="http://schemas.microsoft.com/office/drawing/2016/5/10/chartex" xmlns:cx5="http://schemas.microsoft.com/office/drawing/2016/5/11/chartex" xmlns:cx6="http://schemas.microsoft.com/office/drawing/2016/5/12/chartex" xmlns:cx7="http://schemas.microsoft.com/office/drawing/2016/5/13/chartex" xmlns:cx8="http://schemas.microsoft.com/office/drawing/2016/5/14/chartex" xmlns:mc="http://schemas.openxmlformats.org/markup-compatibility/2006" xmlns:aink="http://schemas.microsoft.com/office/drawing/2016/ink" xmlns:am3d="http://schemas.microsoft.com/office/drawing/2017/model3d" xmlns:o="urn:schemas-microsoft-com:office:office" xmlns:oel="http://schemas.microsoft.com/office/2019/extlst" xmlns:r="http://schemas.openxmlformats.org/officeDocument/2006/relationships" xmlns:m="http://schemas.openxmlformats.org/officeDocument/2006/math" xmlns:v="urn:schemas-microsoft-com:vml" xmlns:wp14="http://schemas.microsoft.com/office/word/2010/wordprocessingDrawing" xmlns:wp="http://schemas.openxmlformats.org/drawingml/2006/wordprocessingDrawing" xmlns:w10="urn:schemas-microsoft-com:office:word" xmlns:w="http://schemas.openxmlformats.org/wordprocessingml/2006/main" xmlns:w14="http://schemas.microsoft.com/office/word/2010/wordml" xmlns:w15="http://schemas.microsoft.com/office/word/2012/wordml" xmlns:w16cei="http://schemas.microsoft.com/office/word/2026/wordml/cei" xmlns:w16cex="http://schemas.microsoft.com/office/word/2018/wordml/cex" xmlns:w16cid="http://schemas.microsoft.com/office/word/2016/wordml/cid" xmlns:w16="http://schemas.microsoft.com/office/word/2018/wordml" xmlns:w16du="http://schemas.microsoft.com/office/word/2023/wordml/word16du" xmlns:w16sdtdh="http://schemas.microsoft.com/office/word/2020/wordml/sdtdatahash" xmlns:w16sdtfl="http://schemas.microsoft.com/office/word/2024/wordml/sdtformatlock" xmlns:w16se="http://schemas.microsoft.com/office/word/2015/wordml/symex" xmlns:wpg="http://schemas.microsoft.com/office/word/2010/wordprocessingGroup" xmlns:wpi="http://schemas.microsoft.com/office/word/2010/wordprocessingInk" xmlns:wne="http://schemas.microsoft.com/office/word/2006/wordml" xmlns:wps="http://schemas.microsoft.com/office/word/2010/wordprocessingShape" mc:Ignorable="w14 w15 w16se w16cid w16 w16cex w16sdtdh w16sdtfl w16du wp14">
+<w:endnotes xmlns:wpc="http://schemas.microsoft.com/office/word/2010/wordprocessingCanvas" xmlns:cx="http://schemas.microsoft.com/office/drawing/2014/chartex" xmlns:cx1="http://schemas.microsoft.com/office/drawing/2015/9/8/chartex" xmlns:cx2="http://schemas.microsoft.com/office/drawing/2015/10/21/chartex" xmlns:cx3="http://schemas.microsoft.com/office/drawing/2016/5/9/chartex" xmlns:cx4="http://schemas.microsoft.com/office/drawing/2016/5/10/chartex" xmlns:cx5="http://schemas.microsoft.com/office/drawing/2016/5/11/chartex" xmlns:cx6="http://schemas.microsoft.com/office/drawing/2016/5/12/chartex" xmlns:cx7="http://schemas.microsoft.com/office/drawing/2016/5/13/chartex" xmlns:cx8="http://schemas.microsoft.com/office/drawing/2016/5/14/chartex" xmlns:mc="http://schemas.openxmlformats.org/markup-compatibility/2006" xmlns:aink="http://schemas.microsoft.com/office/drawing/2016/ink" xmlns:am3d="http://schemas.microsoft.com/office/drawing/2017/model3d" xmlns:o="urn:schemas-microsoft-com:office:office" xmlns:oel="http://schemas.microsoft.com/office/2019/extlst" xmlns:r="http://schemas.openxmlformats.org/officeDocument/2006/relationships" xmlns:m="http://schemas.openxmlformats.org/officeDocument/2006/math" xmlns:v="urn:schemas-microsoft-com:vml" xmlns:wp14="http://schemas.microsoft.com/office/word/2010/wordprocessingDrawing" xmlns:wp="http://schemas.openxmlformats.org/drawingml/2006/wordprocessingDrawing" xmlns:w10="urn:schemas-microsoft-com:office:word" xmlns:w="http://schemas.openxmlformats.org/wordprocessingml/2006/main" xmlns:w14="http://schemas.microsoft.com/office/word/2010/wordml" xmlns:w15="http://schemas.microsoft.com/office/word/2012/wordml" xmlns:w16cex="http://schemas.microsoft.com/office/word/2018/wordml/cex" xmlns:w16cid="http://schemas.microsoft.com/office/word/2016/wordml/cid" xmlns:w16="http://schemas.microsoft.com/office/word/2018/wordml" xmlns:w16du="http://schemas.microsoft.com/office/word/2023/wordml/word16du" xmlns:w16sdtdh="http://schemas.microsoft.com/office/word/2020/wordml/sdtdatahash" xmlns:w16sdtfl="http://schemas.microsoft.com/office/word/2024/wordml/sdtformatlock" xmlns:w16se="http://schemas.microsoft.com/office/word/2015/wordml/symex" xmlns:wpg="http://schemas.microsoft.com/office/word/2010/wordprocessingGroup" xmlns:wpi="http://schemas.microsoft.com/office/word/2010/wordprocessingInk" xmlns:wne="http://schemas.microsoft.com/office/word/2006/wordml" xmlns:wps="http://schemas.microsoft.com/office/word/2010/wordprocessingShape" mc:Ignorable="w14 w15 w16se w16cid w16 w16cex w16sdtdh w16sdtfl w16du wp14">
   <w:endnote w:type="separator" w:id="-1">
     <w:p>
       <w:pPr>
@@ -3450,7 +3233,7 @@
 </file>
 
 <file path=word/footer1.xml><?xml version="1.0" encoding="utf-8"?>
-<w:ftr xmlns:wpc="http://schemas.microsoft.com/office/word/2010/wordprocessingCanvas" xmlns:cx="http://schemas.microsoft.com/office/drawing/2014/chartex" xmlns:cx1="http://schemas.microsoft.com/office/drawing/2015/9/8/chartex" xmlns:cx2="http://schemas.microsoft.com/office/drawing/2015/10/21/chartex" xmlns:cx3="http://schemas.microsoft.com/office/drawing/2016/5/9/chartex" xmlns:cx4="http://schemas.microsoft.com/office/drawing/2016/5/10/chartex" xmlns:cx5="http://schemas.microsoft.com/office/drawing/2016/5/11/chartex" xmlns:cx6="http://schemas.microsoft.com/office/drawing/2016/5/12/chartex" xmlns:cx7="http://schemas.microsoft.com/office/drawing/2016/5/13/chartex" xmlns:cx8="http://schemas.microsoft.com/office/drawing/2016/5/14/chartex" xmlns:mc="http://schemas.openxmlformats.org/markup-compatibility/2006" xmlns:aink="http://schemas.microsoft.com/office/drawing/2016/ink" xmlns:am3d="http://schemas.microsoft.com/office/drawing/2017/model3d" xmlns:o="urn:schemas-microsoft-com:office:office" xmlns:oel="http://schemas.microsoft.com/office/2019/extlst" xmlns:r="http://schemas.openxmlformats.org/officeDocument/2006/relationships" xmlns:m="http://schemas.openxmlformats.org/officeDocument/2006/math" xmlns:v="urn:schemas-microsoft-com:vml" xmlns:wp14="http://schemas.microsoft.com/office/word/2010/wordprocessingDrawing" xmlns:wp="http://schemas.openxmlformats.org/drawingml/2006/wordprocessingDrawing" xmlns:w10="urn:schemas-microsoft-com:office:word" xmlns:w="http://schemas.openxmlformats.org/wordprocessingml/2006/main" xmlns:w14="http://schemas.microsoft.com/office/word/2010/wordml" xmlns:w15="http://schemas.microsoft.com/office/word/2012/wordml" xmlns:w16cei="http://schemas.microsoft.com/office/word/2026/wordml/cei" xmlns:w16cex="http://schemas.microsoft.com/office/word/2018/wordml/cex" xmlns:w16cid="http://schemas.microsoft.com/office/word/2016/wordml/cid" xmlns:w16="http://schemas.microsoft.com/office/word/2018/wordml" xmlns:w16du="http://schemas.microsoft.com/office/word/2023/wordml/word16du" xmlns:w16sdtdh="http://schemas.microsoft.com/office/word/2020/wordml/sdtdatahash" xmlns:w16sdtfl="http://schemas.microsoft.com/office/word/2024/wordml/sdtformatlock" xmlns:w16se="http://schemas.microsoft.com/office/word/2015/wordml/symex" xmlns:wpg="http://schemas.microsoft.com/office/word/2010/wordprocessingGroup" xmlns:wpi="http://schemas.microsoft.com/office/word/2010/wordprocessingInk" xmlns:wne="http://schemas.microsoft.com/office/word/2006/wordml" xmlns:wps="http://schemas.microsoft.com/office/word/2010/wordprocessingShape" mc:Ignorable="w14 w15 w16se w16cid w16 w16cex w16sdtdh w16sdtfl w16du wp14">
+<w:ftr xmlns:wpc="http://schemas.microsoft.com/office/word/2010/wordprocessingCanvas" xmlns:cx="http://schemas.microsoft.com/office/drawing/2014/chartex" xmlns:cx1="http://schemas.microsoft.com/office/drawing/2015/9/8/chartex" xmlns:cx2="http://schemas.microsoft.com/office/drawing/2015/10/21/chartex" xmlns:cx3="http://schemas.microsoft.com/office/drawing/2016/5/9/chartex" xmlns:cx4="http://schemas.microsoft.com/office/drawing/2016/5/10/chartex" xmlns:cx5="http://schemas.microsoft.com/office/drawing/2016/5/11/chartex" xmlns:cx6="http://schemas.microsoft.com/office/drawing/2016/5/12/chartex" xmlns:cx7="http://schemas.microsoft.com/office/drawing/2016/5/13/chartex" xmlns:cx8="http://schemas.microsoft.com/office/drawing/2016/5/14/chartex" xmlns:mc="http://schemas.openxmlformats.org/markup-compatibility/2006" xmlns:aink="http://schemas.microsoft.com/office/drawing/2016/ink" xmlns:am3d="http://schemas.microsoft.com/office/drawing/2017/model3d" xmlns:o="urn:schemas-microsoft-com:office:office" xmlns:oel="http://schemas.microsoft.com/office/2019/extlst" xmlns:r="http://schemas.openxmlformats.org/officeDocument/2006/relationships" xmlns:m="http://schemas.openxmlformats.org/officeDocument/2006/math" xmlns:v="urn:schemas-microsoft-com:vml" xmlns:wp14="http://schemas.microsoft.com/office/word/2010/wordprocessingDrawing" xmlns:wp="http://schemas.openxmlformats.org/drawingml/2006/wordprocessingDrawing" xmlns:w10="urn:schemas-microsoft-com:office:word" xmlns:w="http://schemas.openxmlformats.org/wordprocessingml/2006/main" xmlns:w14="http://schemas.microsoft.com/office/word/2010/wordml" xmlns:w15="http://schemas.microsoft.com/office/word/2012/wordml" xmlns:w16cex="http://schemas.microsoft.com/office/word/2018/wordml/cex" xmlns:w16cid="http://schemas.microsoft.com/office/word/2016/wordml/cid" xmlns:w16="http://schemas.microsoft.com/office/word/2018/wordml" xmlns:w16du="http://schemas.microsoft.com/office/word/2023/wordml/word16du" xmlns:w16sdtdh="http://schemas.microsoft.com/office/word/2020/wordml/sdtdatahash" xmlns:w16sdtfl="http://schemas.microsoft.com/office/word/2024/wordml/sdtformatlock" xmlns:w16se="http://schemas.microsoft.com/office/word/2015/wordml/symex" xmlns:wpg="http://schemas.microsoft.com/office/word/2010/wordprocessingGroup" xmlns:wpi="http://schemas.microsoft.com/office/word/2010/wordprocessingInk" xmlns:wne="http://schemas.microsoft.com/office/word/2006/wordml" xmlns:wps="http://schemas.microsoft.com/office/word/2010/wordprocessingShape" mc:Ignorable="w14 w15 w16se w16cid w16 w16cex w16sdtdh w16sdtfl w16du wp14">
   <w:p>
     <w:pPr>
       <w:pStyle w:val="Footer"/>
@@ -3495,7 +3278,7 @@
 </file>
 
 <file path=word/footnotes.xml><?xml version="1.0" encoding="utf-8"?>
-<w:footnotes xmlns:wpc="http://schemas.microsoft.com/office/word/2010/wordprocessingCanvas" xmlns:cx="http://schemas.microsoft.com/office/drawing/2014/chartex" xmlns:cx1="http://schemas.microsoft.com/office/drawing/2015/9/8/chartex" xmlns:cx2="http://schemas.microsoft.com/office/drawing/2015/10/21/chartex" xmlns:cx3="http://schemas.microsoft.com/office/drawing/2016/5/9/chartex" xmlns:cx4="http://schemas.microsoft.com/office/drawing/2016/5/10/chartex" xmlns:cx5="http://schemas.microsoft.com/office/drawing/2016/5/11/chartex" xmlns:cx6="http://schemas.microsoft.com/office/drawing/2016/5/12/chartex" xmlns:cx7="http://schemas.microsoft.com/office/drawing/2016/5/13/chartex" xmlns:cx8="http://schemas.microsoft.com/office/drawing/2016/5/14/chartex" xmlns:mc="http://schemas.openxmlformats.org/markup-compatibility/2006" xmlns:aink="http://schemas.microsoft.com/office/drawing/2016/ink" xmlns:am3d="http://schemas.microsoft.com/office/drawing/2017/model3d" xmlns:o="urn:schemas-microsoft-com:office:office" xmlns:oel="http://schemas.microsoft.com/office/2019/extlst" xmlns:r="http://schemas.openxmlformats.org/officeDocument/2006/relationships" xmlns:m="http://schemas.openxmlformats.org/officeDocument/2006/math" xmlns:v="urn:schemas-microsoft-com:vml" xmlns:wp14="http://schemas.microsoft.com/office/word/2010/wordprocessingDrawing" xmlns:wp="http://schemas.openxmlformats.org/drawingml/2006/wordprocessingDrawing" xmlns:w10="urn:schemas-microsoft-com:office:word" xmlns:w="http://schemas.openxmlformats.org/wordprocessingml/2006/main" xmlns:w14="http://schemas.microsoft.com/office/word/2010/wordml" xmlns:w15="http://schemas.microsoft.com/office/word/2012/wordml" xmlns:w16cei="http://schemas.microsoft.com/office/word/2026/wordml/cei" xmlns:w16cex="http://schemas.microsoft.com/office/word/2018/wordml/cex" xmlns:w16cid="http://schemas.microsoft.com/office/word/2016/wordml/cid" xmlns:w16="http://schemas.microsoft.com/office/word/2018/wordml" xmlns:w16du="http://schemas.microsoft.com/office/word/2023/wordml/word16du" xmlns:w16sdtdh="http://schemas.microsoft.com/office/word/2020/wordml/sdtdatahash" xmlns:w16sdtfl="http://schemas.microsoft.com/office/word/2024/wordml/sdtformatlock" xmlns:w16se="http://schemas.microsoft.com/office/word/2015/wordml/symex" xmlns:wpg="http://schemas.microsoft.com/office/word/2010/wordprocessingGroup" xmlns:wpi="http://schemas.microsoft.com/office/word/2010/wordprocessingInk" xmlns:wne="http://schemas.microsoft.com/office/word/2006/wordml" xmlns:wps="http://schemas.microsoft.com/office/word/2010/wordprocessingShape" mc:Ignorable="w14 w15 w16se w16cid w16 w16cex w16sdtdh w16sdtfl w16du wp14">
+<w:footnotes xmlns:wpc="http://schemas.microsoft.com/office/word/2010/wordprocessingCanvas" xmlns:cx="http://schemas.microsoft.com/office/drawing/2014/chartex" xmlns:cx1="http://schemas.microsoft.com/office/drawing/2015/9/8/chartex" xmlns:cx2="http://schemas.microsoft.com/office/drawing/2015/10/21/chartex" xmlns:cx3="http://schemas.microsoft.com/office/drawing/2016/5/9/chartex" xmlns:cx4="http://schemas.microsoft.com/office/drawing/2016/5/10/chartex" xmlns:cx5="http://schemas.microsoft.com/office/drawing/2016/5/11/chartex" xmlns:cx6="http://schemas.microsoft.com/office/drawing/2016/5/12/chartex" xmlns:cx7="http://schemas.microsoft.com/office/drawing/2016/5/13/chartex" xmlns:cx8="http://schemas.microsoft.com/office/drawing/2016/5/14/chartex" xmlns:mc="http://schemas.openxmlformats.org/markup-compatibility/2006" xmlns:aink="http://schemas.microsoft.com/office/drawing/2016/ink" xmlns:am3d="http://schemas.microsoft.com/office/drawing/2017/model3d" xmlns:o="urn:schemas-microsoft-com:office:office" xmlns:oel="http://schemas.microsoft.com/office/2019/extlst" xmlns:r="http://schemas.openxmlformats.org/officeDocument/2006/relationships" xmlns:m="http://schemas.openxmlformats.org/officeDocument/2006/math" xmlns:v="urn:schemas-microsoft-com:vml" xmlns:wp14="http://schemas.microsoft.com/office/word/2010/wordprocessingDrawing" xmlns:wp="http://schemas.openxmlformats.org/drawingml/2006/wordprocessingDrawing" xmlns:w10="urn:schemas-microsoft-com:office:word" xmlns:w="http://schemas.openxmlformats.org/wordprocessingml/2006/main" xmlns:w14="http://schemas.microsoft.com/office/word/2010/wordml" xmlns:w15="http://schemas.microsoft.com/office/word/2012/wordml" xmlns:w16cex="http://schemas.microsoft.com/office/word/2018/wordml/cex" xmlns:w16cid="http://schemas.microsoft.com/office/word/2016/wordml/cid" xmlns:w16="http://schemas.microsoft.com/office/word/2018/wordml" xmlns:w16du="http://schemas.microsoft.com/office/word/2023/wordml/word16du" xmlns:w16sdtdh="http://schemas.microsoft.com/office/word/2020/wordml/sdtdatahash" xmlns:w16sdtfl="http://schemas.microsoft.com/office/word/2024/wordml/sdtformatlock" xmlns:w16se="http://schemas.microsoft.com/office/word/2015/wordml/symex" xmlns:wpg="http://schemas.microsoft.com/office/word/2010/wordprocessingGroup" xmlns:wpi="http://schemas.microsoft.com/office/word/2010/wordprocessingInk" xmlns:wne="http://schemas.microsoft.com/office/word/2006/wordml" xmlns:wps="http://schemas.microsoft.com/office/word/2010/wordprocessingShape" mc:Ignorable="w14 w15 w16se w16cid w16 w16cex w16sdtdh w16sdtfl w16du wp14">
   <w:footnote w:type="separator" w:id="-1">
     <w:p>
       <w:pPr>
@@ -3520,7 +3303,7 @@
 </file>
 
 <file path=word/numbering.xml><?xml version="1.0" encoding="utf-8"?>
-<w:numbering xmlns:wpc="http://schemas.microsoft.com/office/word/2010/wordprocessingCanvas" xmlns:cx="http://schemas.microsoft.com/office/drawing/2014/chartex" xmlns:cx1="http://schemas.microsoft.com/office/drawing/2015/9/8/chartex" xmlns:cx2="http://schemas.microsoft.com/office/drawing/2015/10/21/chartex" xmlns:cx3="http://schemas.microsoft.com/office/drawing/2016/5/9/chartex" xmlns:cx4="http://schemas.microsoft.com/office/drawing/2016/5/10/chartex" xmlns:cx5="http://schemas.microsoft.com/office/drawing/2016/5/11/chartex" xmlns:cx6="http://schemas.microsoft.com/office/drawing/2016/5/12/chartex" xmlns:cx7="http://schemas.microsoft.com/office/drawing/2016/5/13/chartex" xmlns:cx8="http://schemas.microsoft.com/office/drawing/2016/5/14/chartex" xmlns:mc="http://schemas.openxmlformats.org/markup-compatibility/2006" xmlns:aink="http://schemas.microsoft.com/office/drawing/2016/ink" xmlns:am3d="http://schemas.microsoft.com/office/drawing/2017/model3d" xmlns:o="urn:schemas-microsoft-com:office:office" xmlns:oel="http://schemas.microsoft.com/office/2019/extlst" xmlns:r="http://schemas.openxmlformats.org/officeDocument/2006/relationships" xmlns:m="http://schemas.openxmlformats.org/officeDocument/2006/math" xmlns:v="urn:schemas-microsoft-com:vml" xmlns:wp14="http://schemas.microsoft.com/office/word/2010/wordprocessingDrawing" xmlns:wp="http://schemas.openxmlformats.org/drawingml/2006/wordprocessingDrawing" xmlns:w10="urn:schemas-microsoft-com:office:word" xmlns:w="http://schemas.openxmlformats.org/wordprocessingml/2006/main" xmlns:w14="http://schemas.microsoft.com/office/word/2010/wordml" xmlns:w15="http://schemas.microsoft.com/office/word/2012/wordml" xmlns:w16cei="http://schemas.microsoft.com/office/word/2026/wordml/cei" xmlns:w16cex="http://schemas.microsoft.com/office/word/2018/wordml/cex" xmlns:w16cid="http://schemas.microsoft.com/office/word/2016/wordml/cid" xmlns:w16="http://schemas.microsoft.com/office/word/2018/wordml" xmlns:w16du="http://schemas.microsoft.com/office/word/2023/wordml/word16du" xmlns:w16sdtdh="http://schemas.microsoft.com/office/word/2020/wordml/sdtdatahash" xmlns:w16sdtfl="http://schemas.microsoft.com/office/word/2024/wordml/sdtformatlock" xmlns:w16se="http://schemas.microsoft.com/office/word/2015/wordml/symex" xmlns:wpg="http://schemas.microsoft.com/office/word/2010/wordprocessingGroup" xmlns:wpi="http://schemas.microsoft.com/office/word/2010/wordprocessingInk" xmlns:wne="http://schemas.microsoft.com/office/word/2006/wordml" xmlns:wps="http://schemas.microsoft.com/office/word/2010/wordprocessingShape" mc:Ignorable="w14 w15 w16se w16cid w16 w16cex w16sdtdh w16sdtfl w16du wp14">
+<w:numbering xmlns:wpc="http://schemas.microsoft.com/office/word/2010/wordprocessingCanvas" xmlns:cx="http://schemas.microsoft.com/office/drawing/2014/chartex" xmlns:cx1="http://schemas.microsoft.com/office/drawing/2015/9/8/chartex" xmlns:cx2="http://schemas.microsoft.com/office/drawing/2015/10/21/chartex" xmlns:cx3="http://schemas.microsoft.com/office/drawing/2016/5/9/chartex" xmlns:cx4="http://schemas.microsoft.com/office/drawing/2016/5/10/chartex" xmlns:cx5="http://schemas.microsoft.com/office/drawing/2016/5/11/chartex" xmlns:cx6="http://schemas.microsoft.com/office/drawing/2016/5/12/chartex" xmlns:cx7="http://schemas.microsoft.com/office/drawing/2016/5/13/chartex" xmlns:cx8="http://schemas.microsoft.com/office/drawing/2016/5/14/chartex" xmlns:mc="http://schemas.openxmlformats.org/markup-compatibility/2006" xmlns:aink="http://schemas.microsoft.com/office/drawing/2016/ink" xmlns:am3d="http://schemas.microsoft.com/office/drawing/2017/model3d" xmlns:o="urn:schemas-microsoft-com:office:office" xmlns:oel="http://schemas.microsoft.com/office/2019/extlst" xmlns:r="http://schemas.openxmlformats.org/officeDocument/2006/relationships" xmlns:m="http://schemas.openxmlformats.org/officeDocument/2006/math" xmlns:v="urn:schemas-microsoft-com:vml" xmlns:wp14="http://schemas.microsoft.com/office/word/2010/wordprocessingDrawing" xmlns:wp="http://schemas.openxmlformats.org/drawingml/2006/wordprocessingDrawing" xmlns:w10="urn:schemas-microsoft-com:office:word" xmlns:w="http://schemas.openxmlformats.org/wordprocessingml/2006/main" xmlns:w14="http://schemas.microsoft.com/office/word/2010/wordml" xmlns:w15="http://schemas.microsoft.com/office/word/2012/wordml" xmlns:w16cex="http://schemas.microsoft.com/office/word/2018/wordml/cex" xmlns:w16cid="http://schemas.microsoft.com/office/word/2016/wordml/cid" xmlns:w16="http://schemas.microsoft.com/office/word/2018/wordml" xmlns:w16du="http://schemas.microsoft.com/office/word/2023/wordml/word16du" xmlns:w16sdtdh="http://schemas.microsoft.com/office/word/2020/wordml/sdtdatahash" xmlns:w16sdtfl="http://schemas.microsoft.com/office/word/2024/wordml/sdtformatlock" xmlns:w16se="http://schemas.microsoft.com/office/word/2015/wordml/symex" xmlns:wpg="http://schemas.microsoft.com/office/word/2010/wordprocessingGroup" xmlns:wpi="http://schemas.microsoft.com/office/word/2010/wordprocessingInk" xmlns:wne="http://schemas.microsoft.com/office/word/2006/wordml" xmlns:wps="http://schemas.microsoft.com/office/word/2010/wordprocessingShape" mc:Ignorable="w14 w15 w16se w16cid w16 w16cex w16sdtdh w16sdtfl w16du wp14">
   <w:abstractNum w:abstractNumId="0" w15:restartNumberingAfterBreak="0">
     <w:nsid w:val="196D21E9"/>
     <w:multiLevelType w:val="hybridMultilevel"/>
@@ -4605,7 +4388,7 @@
 </file>
 
 <file path=word/diagrams/colors1.xml><?xml version="1.0" encoding="utf-8"?>
-<dgm:colorsDef xmlns:dgm="http://schemas.openxmlformats.org/drawingml/2006/diagram" xmlns:a="http://schemas.openxmlformats.org/drawingml/2006/main" uniqueId="urn:microsoft.com/office/officeart/2005/8/colors/accent1_5">
+<dgm:colorsDef xmlns:dgm="http://schemas.openxmlformats.org/drawingml/2006/diagram" xmlns:a="http://schemas.openxmlformats.org/drawingml/2006/main" uniqueId="urn:microsoft.com/office/officeart/2005/8/colors/accent1_5#1">
   <dgm:title val=""/>
   <dgm:desc val=""/>
   <dgm:catLst>
@@ -5488,7 +5271,7 @@
 <dgm:dataModel xmlns:dgm="http://schemas.openxmlformats.org/drawingml/2006/diagram" xmlns:a="http://schemas.openxmlformats.org/drawingml/2006/main">
   <dgm:ptLst>
     <dgm:pt modelId="{B062EBC0-0E36-4123-91B9-2FBAF3F66FE1}" type="doc">
-      <dgm:prSet loTypeId="urn:microsoft.com/office/officeart/2005/8/layout/orgChart1" loCatId="hierarchy" qsTypeId="urn:microsoft.com/office/officeart/2005/8/quickstyle/simple1" qsCatId="simple" csTypeId="urn:microsoft.com/office/officeart/2005/8/colors/accent1_5" csCatId="accent1" phldr="1"/>
+      <dgm:prSet loTypeId="urn:microsoft.com/office/officeart/2005/8/layout/orgChart1" loCatId="hierarchy" qsTypeId="urn:microsoft.com/office/officeart/2005/8/quickstyle/simple1#1" qsCatId="simple" csTypeId="urn:microsoft.com/office/officeart/2005/8/colors/accent1_5#1" csCatId="accent1" phldr="1"/>
       <dgm:spPr/>
       <dgm:t>
         <a:bodyPr/>
@@ -7736,7 +7519,7 @@
 </file>
 
 <file path=word/diagrams/quickStyle1.xml><?xml version="1.0" encoding="utf-8"?>
-<dgm:styleDef xmlns:dgm="http://schemas.openxmlformats.org/drawingml/2006/diagram" xmlns:a="http://schemas.openxmlformats.org/drawingml/2006/main" uniqueId="urn:microsoft.com/office/officeart/2005/8/quickstyle/simple1">
+<dgm:styleDef xmlns:dgm="http://schemas.openxmlformats.org/drawingml/2006/diagram" xmlns:a="http://schemas.openxmlformats.org/drawingml/2006/main" uniqueId="urn:microsoft.com/office/officeart/2005/8/quickstyle/simple1#1">
   <dgm:title val=""/>
   <dgm:desc val=""/>
   <dgm:catLst>
